--- a/METHODOLOGY_SECTION_FORMATTED.docx
+++ b/METHODOLOGY_SECTION_FORMATTED.docx
@@ -21715,6 +21715,5626 @@
         <w:t>The relational schema design for the Student Placement Database Management System represents a comprehensive and normalized data model spanning 22 tables across five operational domains. Each table is carefully designed to satisfy Boyce-Codd Normal Form (BCNF) and Third Normal Form (3NF) compliance, which represent the highest standards of database normalization. The schema eliminates all identified functional dependencies, transitive dependencies, and derived data redundancies. Foreign key constraints enforce referential integrity. ACID-compliant transactions ensure data consistency. Strategic indexing supports high-performance dashboard analytics. All multi-valued attributes have been normalized into separate mapping tables, eliminating update, insertion, and deletion anomalies. Derived data columns have been replaced with SQL Views that calculate values dynamically at query time, ensuring 100% accuracy. The result is a scalable, maintainable, auditable, and production-ready database architecture suitable for enterprise-level student placement management.</w:t>
       </w:r>
     </w:p>
+    <w:p>
+      <w:pPr>
+        <w:spacing w:before="120" w:after="120"/>
+      </w:pPr>
+    </w:p>
+    <w:p>
+      <w:pPr>
+        <w:pStyle w:val="Heading2"/>
+        <w:spacing w:before="240" w:after="120"/>
+      </w:pPr>
+      <w:r>
+        <w:rPr>
+          <w:rFonts w:ascii="Times New Roman" w:hAnsi="Times New Roman"/>
+          <w:b/>
+          <w:color w:val="003366"/>
+          <w:sz w:val="24"/>
+        </w:rPr>
+        <w:t>3.6 Implementation</w:t>
+      </w:r>
+    </w:p>
+    <w:p>
+      <w:pPr>
+        <w:pStyle w:val="Heading3"/>
+        <w:spacing w:before="200" w:after="80"/>
+      </w:pPr>
+      <w:r>
+        <w:rPr>
+          <w:rFonts w:ascii="Times New Roman" w:hAnsi="Times New Roman"/>
+          <w:b/>
+          <w:color w:val="003366"/>
+          <w:sz w:val="22"/>
+        </w:rPr>
+        <w:t>3.6.1 Technology Stack</w:t>
+      </w:r>
+    </w:p>
+    <w:p>
+      <w:pPr>
+        <w:spacing w:after="120"/>
+      </w:pPr>
+      <w:r>
+        <w:rPr>
+          <w:rFonts w:ascii="Times New Roman" w:hAnsi="Times New Roman"/>
+          <w:sz w:val="22"/>
+        </w:rPr>
+        <w:t>The Student Placement Cell Database Management System is built as a three-tier full-stack web application. The technology stack was selected for performance, scalability, and ease of development.</w:t>
+      </w:r>
+    </w:p>
+    <w:tbl>
+      <w:tblPr>
+        <w:tblStyle w:val="LightGrid-Accent1"/>
+        <w:tblW w:type="auto" w:w="0"/>
+        <w:tblLook w:firstColumn="1" w:firstRow="1" w:lastColumn="0" w:lastRow="0" w:noHBand="0" w:noVBand="1" w:val="04A0"/>
+      </w:tblPr>
+      <w:tblGrid>
+        <w:gridCol w:w="2160"/>
+        <w:gridCol w:w="2160"/>
+        <w:gridCol w:w="2160"/>
+        <w:gridCol w:w="2160"/>
+      </w:tblGrid>
+      <w:tr>
+        <w:tc>
+          <w:tcPr>
+            <w:tcW w:type="dxa" w:w="2160"/>
+            <w:shd w:fill="B8CCE4"/>
+          </w:tcPr>
+          <w:p>
+            <w:r>
+              <w:rPr>
+                <w:rFonts w:ascii="Times New Roman" w:hAnsi="Times New Roman"/>
+                <w:b/>
+                <w:color w:val="000000"/>
+                <w:sz w:val="22"/>
+              </w:rPr>
+              <w:t>Layer</w:t>
+            </w:r>
+          </w:p>
+        </w:tc>
+        <w:tc>
+          <w:tcPr>
+            <w:tcW w:type="dxa" w:w="2160"/>
+            <w:shd w:fill="B8CCE4"/>
+          </w:tcPr>
+          <w:p>
+            <w:r>
+              <w:rPr>
+                <w:rFonts w:ascii="Times New Roman" w:hAnsi="Times New Roman"/>
+                <w:b/>
+                <w:color w:val="000000"/>
+                <w:sz w:val="22"/>
+              </w:rPr>
+              <w:t>Technology</w:t>
+            </w:r>
+          </w:p>
+        </w:tc>
+        <w:tc>
+          <w:tcPr>
+            <w:tcW w:type="dxa" w:w="2160"/>
+            <w:shd w:fill="B8CCE4"/>
+          </w:tcPr>
+          <w:p>
+            <w:r>
+              <w:rPr>
+                <w:rFonts w:ascii="Times New Roman" w:hAnsi="Times New Roman"/>
+                <w:b/>
+                <w:color w:val="000000"/>
+                <w:sz w:val="22"/>
+              </w:rPr>
+              <w:t>Version</w:t>
+            </w:r>
+          </w:p>
+        </w:tc>
+        <w:tc>
+          <w:tcPr>
+            <w:tcW w:type="dxa" w:w="2160"/>
+            <w:shd w:fill="B8CCE4"/>
+          </w:tcPr>
+          <w:p>
+            <w:r>
+              <w:rPr>
+                <w:rFonts w:ascii="Times New Roman" w:hAnsi="Times New Roman"/>
+                <w:b/>
+                <w:color w:val="000000"/>
+                <w:sz w:val="22"/>
+              </w:rPr>
+              <w:t>Purpose</w:t>
+            </w:r>
+          </w:p>
+        </w:tc>
+      </w:tr>
+      <w:tr>
+        <w:tc>
+          <w:tcPr>
+            <w:tcW w:type="dxa" w:w="2160"/>
+          </w:tcPr>
+          <w:p>
+            <w:r>
+              <w:rPr>
+                <w:rFonts w:ascii="Times New Roman" w:hAnsi="Times New Roman"/>
+                <w:sz w:val="20"/>
+              </w:rPr>
+              <w:t>**Frontend**</w:t>
+            </w:r>
+          </w:p>
+        </w:tc>
+        <w:tc>
+          <w:tcPr>
+            <w:tcW w:type="dxa" w:w="2160"/>
+          </w:tcPr>
+          <w:p>
+            <w:r>
+              <w:rPr>
+                <w:rFonts w:ascii="Times New Roman" w:hAnsi="Times New Roman"/>
+                <w:sz w:val="20"/>
+              </w:rPr>
+              <w:t>Vanilla HTML5, CSS3, JavaScript (ES Modules)</w:t>
+            </w:r>
+          </w:p>
+        </w:tc>
+        <w:tc>
+          <w:tcPr>
+            <w:tcW w:type="dxa" w:w="2160"/>
+          </w:tcPr>
+          <w:p>
+            <w:r>
+              <w:rPr>
+                <w:rFonts w:ascii="Times New Roman" w:hAnsi="Times New Roman"/>
+                <w:sz w:val="20"/>
+              </w:rPr>
+              <w:t>—</w:t>
+            </w:r>
+          </w:p>
+        </w:tc>
+        <w:tc>
+          <w:tcPr>
+            <w:tcW w:type="dxa" w:w="2160"/>
+          </w:tcPr>
+          <w:p>
+            <w:r>
+              <w:rPr>
+                <w:rFonts w:ascii="Times New Roman" w:hAnsi="Times New Roman"/>
+                <w:sz w:val="20"/>
+              </w:rPr>
+              <w:t>UI rendering, user interaction, dashboard views</w:t>
+            </w:r>
+          </w:p>
+        </w:tc>
+      </w:tr>
+      <w:tr>
+        <w:tc>
+          <w:tcPr>
+            <w:tcW w:type="dxa" w:w="2160"/>
+            <w:shd w:fill="E7F0F7"/>
+          </w:tcPr>
+          <w:p>
+            <w:r>
+              <w:rPr>
+                <w:rFonts w:ascii="Times New Roman" w:hAnsi="Times New Roman"/>
+                <w:sz w:val="20"/>
+              </w:rPr>
+              <w:t>**Build Tool**</w:t>
+            </w:r>
+          </w:p>
+        </w:tc>
+        <w:tc>
+          <w:tcPr>
+            <w:tcW w:type="dxa" w:w="2160"/>
+            <w:shd w:fill="E7F0F7"/>
+          </w:tcPr>
+          <w:p>
+            <w:r>
+              <w:rPr>
+                <w:rFonts w:ascii="Times New Roman" w:hAnsi="Times New Roman"/>
+                <w:sz w:val="20"/>
+              </w:rPr>
+              <w:t>Vite</w:t>
+            </w:r>
+          </w:p>
+        </w:tc>
+        <w:tc>
+          <w:tcPr>
+            <w:tcW w:type="dxa" w:w="2160"/>
+            <w:shd w:fill="E7F0F7"/>
+          </w:tcPr>
+          <w:p>
+            <w:r>
+              <w:rPr>
+                <w:rFonts w:ascii="Times New Roman" w:hAnsi="Times New Roman"/>
+                <w:sz w:val="20"/>
+              </w:rPr>
+              <w:t>^8.0.8</w:t>
+            </w:r>
+          </w:p>
+        </w:tc>
+        <w:tc>
+          <w:tcPr>
+            <w:tcW w:type="dxa" w:w="2160"/>
+            <w:shd w:fill="E7F0F7"/>
+          </w:tcPr>
+          <w:p>
+            <w:r>
+              <w:rPr>
+                <w:rFonts w:ascii="Times New Roman" w:hAnsi="Times New Roman"/>
+                <w:sz w:val="20"/>
+              </w:rPr>
+              <w:t>Fast dev server, module bundling, hot reload, API proxy</w:t>
+            </w:r>
+          </w:p>
+        </w:tc>
+      </w:tr>
+      <w:tr>
+        <w:tc>
+          <w:tcPr>
+            <w:tcW w:type="dxa" w:w="2160"/>
+          </w:tcPr>
+          <w:p>
+            <w:r>
+              <w:rPr>
+                <w:rFonts w:ascii="Times New Roman" w:hAnsi="Times New Roman"/>
+                <w:sz w:val="20"/>
+              </w:rPr>
+              <w:t>**Backend Runtime**</w:t>
+            </w:r>
+          </w:p>
+        </w:tc>
+        <w:tc>
+          <w:tcPr>
+            <w:tcW w:type="dxa" w:w="2160"/>
+          </w:tcPr>
+          <w:p>
+            <w:r>
+              <w:rPr>
+                <w:rFonts w:ascii="Times New Roman" w:hAnsi="Times New Roman"/>
+                <w:sz w:val="20"/>
+              </w:rPr>
+              <w:t>Node.js with Express.js</w:t>
+            </w:r>
+          </w:p>
+        </w:tc>
+        <w:tc>
+          <w:tcPr>
+            <w:tcW w:type="dxa" w:w="2160"/>
+          </w:tcPr>
+          <w:p>
+            <w:r>
+              <w:rPr>
+                <w:rFonts w:ascii="Times New Roman" w:hAnsi="Times New Roman"/>
+                <w:sz w:val="20"/>
+              </w:rPr>
+              <w:t>^5.2.1</w:t>
+            </w:r>
+          </w:p>
+        </w:tc>
+        <w:tc>
+          <w:tcPr>
+            <w:tcW w:type="dxa" w:w="2160"/>
+          </w:tcPr>
+          <w:p>
+            <w:r>
+              <w:rPr>
+                <w:rFonts w:ascii="Times New Roman" w:hAnsi="Times New Roman"/>
+                <w:sz w:val="20"/>
+              </w:rPr>
+              <w:t>RESTful API server, middleware, route handling</w:t>
+            </w:r>
+          </w:p>
+        </w:tc>
+      </w:tr>
+      <w:tr>
+        <w:tc>
+          <w:tcPr>
+            <w:tcW w:type="dxa" w:w="2160"/>
+            <w:shd w:fill="E7F0F7"/>
+          </w:tcPr>
+          <w:p>
+            <w:r>
+              <w:rPr>
+                <w:rFonts w:ascii="Times New Roman" w:hAnsi="Times New Roman"/>
+                <w:sz w:val="20"/>
+              </w:rPr>
+              <w:t>**Database**</w:t>
+            </w:r>
+          </w:p>
+        </w:tc>
+        <w:tc>
+          <w:tcPr>
+            <w:tcW w:type="dxa" w:w="2160"/>
+            <w:shd w:fill="E7F0F7"/>
+          </w:tcPr>
+          <w:p>
+            <w:r>
+              <w:rPr>
+                <w:rFonts w:ascii="Times New Roman" w:hAnsi="Times New Roman"/>
+                <w:sz w:val="20"/>
+              </w:rPr>
+              <w:t>MySQL (Aiven Cloud)</w:t>
+            </w:r>
+          </w:p>
+        </w:tc>
+        <w:tc>
+          <w:tcPr>
+            <w:tcW w:type="dxa" w:w="2160"/>
+            <w:shd w:fill="E7F0F7"/>
+          </w:tcPr>
+          <w:p>
+            <w:r>
+              <w:rPr>
+                <w:rFonts w:ascii="Times New Roman" w:hAnsi="Times New Roman"/>
+                <w:sz w:val="20"/>
+              </w:rPr>
+              <w:t>8.x</w:t>
+            </w:r>
+          </w:p>
+        </w:tc>
+        <w:tc>
+          <w:tcPr>
+            <w:tcW w:type="dxa" w:w="2160"/>
+            <w:shd w:fill="E7F0F7"/>
+          </w:tcPr>
+          <w:p>
+            <w:r>
+              <w:rPr>
+                <w:rFonts w:ascii="Times New Roman" w:hAnsi="Times New Roman"/>
+                <w:sz w:val="20"/>
+              </w:rPr>
+              <w:t>Relational data storage, views, triggers, stored procedures</w:t>
+            </w:r>
+          </w:p>
+        </w:tc>
+      </w:tr>
+      <w:tr>
+        <w:tc>
+          <w:tcPr>
+            <w:tcW w:type="dxa" w:w="2160"/>
+          </w:tcPr>
+          <w:p>
+            <w:r>
+              <w:rPr>
+                <w:rFonts w:ascii="Times New Roman" w:hAnsi="Times New Roman"/>
+                <w:sz w:val="20"/>
+              </w:rPr>
+              <w:t>**DB Driver**</w:t>
+            </w:r>
+          </w:p>
+        </w:tc>
+        <w:tc>
+          <w:tcPr>
+            <w:tcW w:type="dxa" w:w="2160"/>
+          </w:tcPr>
+          <w:p>
+            <w:r>
+              <w:rPr>
+                <w:rFonts w:ascii="Times New Roman" w:hAnsi="Times New Roman"/>
+                <w:sz w:val="20"/>
+              </w:rPr>
+              <w:t>mysql2/promise</w:t>
+            </w:r>
+          </w:p>
+        </w:tc>
+        <w:tc>
+          <w:tcPr>
+            <w:tcW w:type="dxa" w:w="2160"/>
+          </w:tcPr>
+          <w:p>
+            <w:r>
+              <w:rPr>
+                <w:rFonts w:ascii="Times New Roman" w:hAnsi="Times New Roman"/>
+                <w:sz w:val="20"/>
+              </w:rPr>
+              <w:t>^3.22.0</w:t>
+            </w:r>
+          </w:p>
+        </w:tc>
+        <w:tc>
+          <w:tcPr>
+            <w:tcW w:type="dxa" w:w="2160"/>
+          </w:tcPr>
+          <w:p>
+            <w:r>
+              <w:rPr>
+                <w:rFonts w:ascii="Times New Roman" w:hAnsi="Times New Roman"/>
+                <w:sz w:val="20"/>
+              </w:rPr>
+              <w:t>Async/await MySQL connection pooling with SSL</w:t>
+            </w:r>
+          </w:p>
+        </w:tc>
+      </w:tr>
+      <w:tr>
+        <w:tc>
+          <w:tcPr>
+            <w:tcW w:type="dxa" w:w="2160"/>
+            <w:shd w:fill="E7F0F7"/>
+          </w:tcPr>
+          <w:p>
+            <w:r>
+              <w:rPr>
+                <w:rFonts w:ascii="Times New Roman" w:hAnsi="Times New Roman"/>
+                <w:sz w:val="20"/>
+              </w:rPr>
+              <w:t>**Authentication**</w:t>
+            </w:r>
+          </w:p>
+        </w:tc>
+        <w:tc>
+          <w:tcPr>
+            <w:tcW w:type="dxa" w:w="2160"/>
+            <w:shd w:fill="E7F0F7"/>
+          </w:tcPr>
+          <w:p>
+            <w:r>
+              <w:rPr>
+                <w:rFonts w:ascii="Times New Roman" w:hAnsi="Times New Roman"/>
+                <w:sz w:val="20"/>
+              </w:rPr>
+              <w:t>JSON Web Tokens (JWT) + SHA-256</w:t>
+            </w:r>
+          </w:p>
+        </w:tc>
+        <w:tc>
+          <w:tcPr>
+            <w:tcW w:type="dxa" w:w="2160"/>
+            <w:shd w:fill="E7F0F7"/>
+          </w:tcPr>
+          <w:p>
+            <w:r>
+              <w:rPr>
+                <w:rFonts w:ascii="Times New Roman" w:hAnsi="Times New Roman"/>
+                <w:sz w:val="20"/>
+              </w:rPr>
+              <w:t>^9.0.3</w:t>
+            </w:r>
+          </w:p>
+        </w:tc>
+        <w:tc>
+          <w:tcPr>
+            <w:tcW w:type="dxa" w:w="2160"/>
+            <w:shd w:fill="E7F0F7"/>
+          </w:tcPr>
+          <w:p>
+            <w:r>
+              <w:rPr>
+                <w:rFonts w:ascii="Times New Roman" w:hAnsi="Times New Roman"/>
+                <w:sz w:val="20"/>
+              </w:rPr>
+              <w:t>Stateless authentication, session management</w:t>
+            </w:r>
+          </w:p>
+        </w:tc>
+      </w:tr>
+      <w:tr>
+        <w:tc>
+          <w:tcPr>
+            <w:tcW w:type="dxa" w:w="2160"/>
+          </w:tcPr>
+          <w:p>
+            <w:r>
+              <w:rPr>
+                <w:rFonts w:ascii="Times New Roman" w:hAnsi="Times New Roman"/>
+                <w:sz w:val="20"/>
+              </w:rPr>
+              <w:t>**File Handling**</w:t>
+            </w:r>
+          </w:p>
+        </w:tc>
+        <w:tc>
+          <w:tcPr>
+            <w:tcW w:type="dxa" w:w="2160"/>
+          </w:tcPr>
+          <w:p>
+            <w:r>
+              <w:rPr>
+                <w:rFonts w:ascii="Times New Roman" w:hAnsi="Times New Roman"/>
+                <w:sz w:val="20"/>
+              </w:rPr>
+              <w:t>Multer</w:t>
+            </w:r>
+          </w:p>
+        </w:tc>
+        <w:tc>
+          <w:tcPr>
+            <w:tcW w:type="dxa" w:w="2160"/>
+          </w:tcPr>
+          <w:p>
+            <w:r>
+              <w:rPr>
+                <w:rFonts w:ascii="Times New Roman" w:hAnsi="Times New Roman"/>
+                <w:sz w:val="20"/>
+              </w:rPr>
+              <w:t>^2.1.1</w:t>
+            </w:r>
+          </w:p>
+        </w:tc>
+        <w:tc>
+          <w:tcPr>
+            <w:tcW w:type="dxa" w:w="2160"/>
+          </w:tcPr>
+          <w:p>
+            <w:r>
+              <w:rPr>
+                <w:rFonts w:ascii="Times New Roman" w:hAnsi="Times New Roman"/>
+                <w:sz w:val="20"/>
+              </w:rPr>
+              <w:t>PDF resume upload and storage management</w:t>
+            </w:r>
+          </w:p>
+        </w:tc>
+      </w:tr>
+      <w:tr>
+        <w:tc>
+          <w:tcPr>
+            <w:tcW w:type="dxa" w:w="2160"/>
+            <w:shd w:fill="E7F0F7"/>
+          </w:tcPr>
+          <w:p>
+            <w:r>
+              <w:rPr>
+                <w:rFonts w:ascii="Times New Roman" w:hAnsi="Times New Roman"/>
+                <w:sz w:val="20"/>
+              </w:rPr>
+              <w:t>**PDF Parsing**</w:t>
+            </w:r>
+          </w:p>
+        </w:tc>
+        <w:tc>
+          <w:tcPr>
+            <w:tcW w:type="dxa" w:w="2160"/>
+            <w:shd w:fill="E7F0F7"/>
+          </w:tcPr>
+          <w:p>
+            <w:r>
+              <w:rPr>
+                <w:rFonts w:ascii="Times New Roman" w:hAnsi="Times New Roman"/>
+                <w:sz w:val="20"/>
+              </w:rPr>
+              <w:t>pdf-parse</w:t>
+            </w:r>
+          </w:p>
+        </w:tc>
+        <w:tc>
+          <w:tcPr>
+            <w:tcW w:type="dxa" w:w="2160"/>
+            <w:shd w:fill="E7F0F7"/>
+          </w:tcPr>
+          <w:p>
+            <w:r>
+              <w:rPr>
+                <w:rFonts w:ascii="Times New Roman" w:hAnsi="Times New Roman"/>
+                <w:sz w:val="20"/>
+              </w:rPr>
+              <w:t>^2.4.5</w:t>
+            </w:r>
+          </w:p>
+        </w:tc>
+        <w:tc>
+          <w:tcPr>
+            <w:tcW w:type="dxa" w:w="2160"/>
+            <w:shd w:fill="E7F0F7"/>
+          </w:tcPr>
+          <w:p>
+            <w:r>
+              <w:rPr>
+                <w:rFonts w:ascii="Times New Roman" w:hAnsi="Times New Roman"/>
+                <w:sz w:val="20"/>
+              </w:rPr>
+              <w:t>Extracting raw text from uploaded student resumes</w:t>
+            </w:r>
+          </w:p>
+        </w:tc>
+      </w:tr>
+      <w:tr>
+        <w:tc>
+          <w:tcPr>
+            <w:tcW w:type="dxa" w:w="2160"/>
+          </w:tcPr>
+          <w:p>
+            <w:r>
+              <w:rPr>
+                <w:rFonts w:ascii="Times New Roman" w:hAnsi="Times New Roman"/>
+                <w:sz w:val="20"/>
+              </w:rPr>
+              <w:t>**Real-time Push**</w:t>
+            </w:r>
+          </w:p>
+        </w:tc>
+        <w:tc>
+          <w:tcPr>
+            <w:tcW w:type="dxa" w:w="2160"/>
+          </w:tcPr>
+          <w:p>
+            <w:r>
+              <w:rPr>
+                <w:rFonts w:ascii="Times New Roman" w:hAnsi="Times New Roman"/>
+                <w:sz w:val="20"/>
+              </w:rPr>
+              <w:t>Server-Sent Events (SSE)</w:t>
+            </w:r>
+          </w:p>
+        </w:tc>
+        <w:tc>
+          <w:tcPr>
+            <w:tcW w:type="dxa" w:w="2160"/>
+          </w:tcPr>
+          <w:p>
+            <w:r>
+              <w:rPr>
+                <w:rFonts w:ascii="Times New Roman" w:hAnsi="Times New Roman"/>
+                <w:sz w:val="20"/>
+              </w:rPr>
+              <w:t>Native</w:t>
+            </w:r>
+          </w:p>
+        </w:tc>
+        <w:tc>
+          <w:tcPr>
+            <w:tcW w:type="dxa" w:w="2160"/>
+          </w:tcPr>
+          <w:p>
+            <w:r>
+              <w:rPr>
+                <w:rFonts w:ascii="Times New Roman" w:hAnsi="Times New Roman"/>
+                <w:sz w:val="20"/>
+              </w:rPr>
+              <w:t>Live notifications pushed to coordinator/student portals</w:t>
+            </w:r>
+          </w:p>
+        </w:tc>
+      </w:tr>
+      <w:tr>
+        <w:tc>
+          <w:tcPr>
+            <w:tcW w:type="dxa" w:w="2160"/>
+            <w:shd w:fill="E7F0F7"/>
+          </w:tcPr>
+          <w:p>
+            <w:r>
+              <w:rPr>
+                <w:rFonts w:ascii="Times New Roman" w:hAnsi="Times New Roman"/>
+                <w:sz w:val="20"/>
+              </w:rPr>
+              <w:t>**Process Manager**</w:t>
+            </w:r>
+          </w:p>
+        </w:tc>
+        <w:tc>
+          <w:tcPr>
+            <w:tcW w:type="dxa" w:w="2160"/>
+            <w:shd w:fill="E7F0F7"/>
+          </w:tcPr>
+          <w:p>
+            <w:r>
+              <w:rPr>
+                <w:rFonts w:ascii="Times New Roman" w:hAnsi="Times New Roman"/>
+                <w:sz w:val="20"/>
+              </w:rPr>
+              <w:t>concurrently</w:t>
+            </w:r>
+          </w:p>
+        </w:tc>
+        <w:tc>
+          <w:tcPr>
+            <w:tcW w:type="dxa" w:w="2160"/>
+            <w:shd w:fill="E7F0F7"/>
+          </w:tcPr>
+          <w:p>
+            <w:r>
+              <w:rPr>
+                <w:rFonts w:ascii="Times New Roman" w:hAnsi="Times New Roman"/>
+                <w:sz w:val="20"/>
+              </w:rPr>
+              <w:t>^9.2.1</w:t>
+            </w:r>
+          </w:p>
+        </w:tc>
+        <w:tc>
+          <w:tcPr>
+            <w:tcW w:type="dxa" w:w="2160"/>
+            <w:shd w:fill="E7F0F7"/>
+          </w:tcPr>
+          <w:p>
+            <w:r>
+              <w:rPr>
+                <w:rFonts w:ascii="Times New Roman" w:hAnsi="Times New Roman"/>
+                <w:sz w:val="20"/>
+              </w:rPr>
+              <w:t>Runs Vite frontend and Node.js backend simultaneously</w:t>
+            </w:r>
+          </w:p>
+        </w:tc>
+      </w:tr>
+    </w:tbl>
+    <w:p>
+      <w:pPr>
+        <w:spacing w:after="120"/>
+      </w:pPr>
+      <w:r>
+        <w:rPr>
+          <w:rFonts w:ascii="Times New Roman" w:hAnsi="Times New Roman"/>
+          <w:sz w:val="22"/>
+        </w:rPr>
+        <w:t>The system runs concurrently on two ports: the Vite development server on port **5173** (frontend) and the Express API server on port **3001** (backend). Vite's built-in proxy rewrites all `/api/*` requests to `http://127.0.0.1:3001`, eliminating CORS issues in development.</w:t>
+      </w:r>
+    </w:p>
+    <w:p>
+      <w:pPr>
+        <w:spacing w:before="120" w:after="120"/>
+      </w:pPr>
+    </w:p>
+    <w:p>
+      <w:pPr>
+        <w:pStyle w:val="Heading3"/>
+        <w:spacing w:before="200" w:after="80"/>
+      </w:pPr>
+      <w:r>
+        <w:rPr>
+          <w:rFonts w:ascii="Times New Roman" w:hAnsi="Times New Roman"/>
+          <w:b/>
+          <w:color w:val="003366"/>
+          <w:sz w:val="22"/>
+        </w:rPr>
+        <w:t>3.6.2 System Architecture</w:t>
+      </w:r>
+    </w:p>
+    <w:p>
+      <w:pPr>
+        <w:spacing w:after="120"/>
+      </w:pPr>
+      <w:r>
+        <w:rPr>
+          <w:rFonts w:ascii="Times New Roman" w:hAnsi="Times New Roman"/>
+          <w:sz w:val="22"/>
+        </w:rPr>
+        <w:t>The system follows a **3-Tier Client-Server Architecture**:</w:t>
+      </w:r>
+    </w:p>
+    <w:p>
+      <w:pPr>
+        <w:spacing w:after="120"/>
+      </w:pPr>
+      <w:r>
+        <w:rPr>
+          <w:rFonts w:ascii="Times New Roman" w:hAnsi="Times New Roman"/>
+          <w:sz w:val="22"/>
+        </w:rPr>
+        <w:t>```</w:t>
+      </w:r>
+    </w:p>
+    <w:p>
+      <w:pPr>
+        <w:spacing w:after="120"/>
+      </w:pPr>
+      <w:r>
+        <w:rPr>
+          <w:rFonts w:ascii="Times New Roman" w:hAnsi="Times New Roman"/>
+          <w:sz w:val="22"/>
+        </w:rPr>
+        <w:t>┌─────────────────────────────────────────────┐</w:t>
+      </w:r>
+    </w:p>
+    <w:p>
+      <w:pPr>
+        <w:spacing w:after="120"/>
+      </w:pPr>
+      <w:r>
+        <w:rPr>
+          <w:rFonts w:ascii="Times New Roman" w:hAnsi="Times New Roman"/>
+          <w:sz w:val="22"/>
+        </w:rPr>
+        <w:t>│              PRESENTATION TIER              │</w:t>
+      </w:r>
+    </w:p>
+    <w:p>
+      <w:pPr>
+        <w:spacing w:after="120"/>
+      </w:pPr>
+      <w:r>
+        <w:rPr>
+          <w:rFonts w:ascii="Times New Roman" w:hAnsi="Times New Roman"/>
+          <w:sz w:val="22"/>
+        </w:rPr>
+        <w:t>│   HTML5 + CSS3 + Vanilla JS (Vite Dev)     │</w:t>
+      </w:r>
+    </w:p>
+    <w:p>
+      <w:pPr>
+        <w:spacing w:after="120"/>
+      </w:pPr>
+      <w:r>
+        <w:rPr>
+          <w:rFonts w:ascii="Times New Roman" w:hAnsi="Times New Roman"/>
+          <w:sz w:val="22"/>
+        </w:rPr>
+        <w:t>│   Three Portals: Student | Coordinator | Admin │</w:t>
+      </w:r>
+    </w:p>
+    <w:p>
+      <w:pPr>
+        <w:spacing w:after="120"/>
+      </w:pPr>
+      <w:r>
+        <w:rPr>
+          <w:rFonts w:ascii="Times New Roman" w:hAnsi="Times New Roman"/>
+          <w:sz w:val="22"/>
+        </w:rPr>
+        <w:t>└───────────────────┬─────────────────────────┘</w:t>
+      </w:r>
+    </w:p>
+    <w:p>
+      <w:pPr>
+        <w:spacing w:after="120"/>
+      </w:pPr>
+      <w:r>
+        <w:rPr>
+          <w:rFonts w:ascii="Times New Roman" w:hAnsi="Times New Roman"/>
+          <w:sz w:val="22"/>
+        </w:rPr>
+        <w:t>│ HTTP/REST API (port 5173 → proxy → 3001)</w:t>
+      </w:r>
+    </w:p>
+    <w:p>
+      <w:pPr>
+        <w:spacing w:after="120"/>
+      </w:pPr>
+      <w:r>
+        <w:rPr>
+          <w:rFonts w:ascii="Times New Roman" w:hAnsi="Times New Roman"/>
+          <w:sz w:val="22"/>
+        </w:rPr>
+        <w:t>┌───────────────────▼─────────────────────────┐</w:t>
+      </w:r>
+    </w:p>
+    <w:p>
+      <w:pPr>
+        <w:spacing w:after="120"/>
+      </w:pPr>
+      <w:r>
+        <w:rPr>
+          <w:rFonts w:ascii="Times New Roman" w:hAnsi="Times New Roman"/>
+          <w:sz w:val="22"/>
+        </w:rPr>
+        <w:t>│               APPLICATION TIER             │</w:t>
+      </w:r>
+    </w:p>
+    <w:p>
+      <w:pPr>
+        <w:spacing w:after="120"/>
+      </w:pPr>
+      <w:r>
+        <w:rPr>
+          <w:rFonts w:ascii="Times New Roman" w:hAnsi="Times New Roman"/>
+          <w:sz w:val="22"/>
+        </w:rPr>
+        <w:t>│      Node.js + Express.js (port 3001)      │</w:t>
+      </w:r>
+    </w:p>
+    <w:p>
+      <w:pPr>
+        <w:spacing w:after="120"/>
+      </w:pPr>
+      <w:r>
+        <w:rPr>
+          <w:rFonts w:ascii="Times New Roman" w:hAnsi="Times New Roman"/>
+          <w:sz w:val="22"/>
+        </w:rPr>
+        <w:t>│  14 Route Modules | JWT Middleware | SSE   │</w:t>
+      </w:r>
+    </w:p>
+    <w:p>
+      <w:pPr>
+        <w:spacing w:after="120"/>
+      </w:pPr>
+      <w:r>
+        <w:rPr>
+          <w:rFonts w:ascii="Times New Roman" w:hAnsi="Times New Roman"/>
+          <w:sz w:val="22"/>
+        </w:rPr>
+        <w:t>│  Multer | pdf-parse | ATS Scoring Engine   │</w:t>
+      </w:r>
+    </w:p>
+    <w:p>
+      <w:pPr>
+        <w:spacing w:after="120"/>
+      </w:pPr>
+      <w:r>
+        <w:rPr>
+          <w:rFonts w:ascii="Times New Roman" w:hAnsi="Times New Roman"/>
+          <w:sz w:val="22"/>
+        </w:rPr>
+        <w:t>└───────────────────┬─────────────────────────┘</w:t>
+      </w:r>
+    </w:p>
+    <w:p>
+      <w:pPr>
+        <w:spacing w:after="120"/>
+      </w:pPr>
+      <w:r>
+        <w:rPr>
+          <w:rFonts w:ascii="Times New Roman" w:hAnsi="Times New Roman"/>
+          <w:sz w:val="22"/>
+        </w:rPr>
+        <w:t>│ mysql2/promise (SSL, Connection Pool)</w:t>
+      </w:r>
+    </w:p>
+    <w:p>
+      <w:pPr>
+        <w:spacing w:after="120"/>
+      </w:pPr>
+      <w:r>
+        <w:rPr>
+          <w:rFonts w:ascii="Times New Roman" w:hAnsi="Times New Roman"/>
+          <w:sz w:val="22"/>
+        </w:rPr>
+        <w:t>┌───────────────────▼─────────────────────────┐</w:t>
+      </w:r>
+    </w:p>
+    <w:p>
+      <w:pPr>
+        <w:spacing w:after="120"/>
+      </w:pPr>
+      <w:r>
+        <w:rPr>
+          <w:rFonts w:ascii="Times New Roman" w:hAnsi="Times New Roman"/>
+          <w:sz w:val="22"/>
+        </w:rPr>
+        <w:t>│                 DATA TIER                   │</w:t>
+      </w:r>
+    </w:p>
+    <w:p>
+      <w:pPr>
+        <w:spacing w:after="120"/>
+      </w:pPr>
+      <w:r>
+        <w:rPr>
+          <w:rFonts w:ascii="Times New Roman" w:hAnsi="Times New Roman"/>
+          <w:sz w:val="22"/>
+        </w:rPr>
+        <w:t>│         MySQL 8.x (Aiven Cloud)            │</w:t>
+      </w:r>
+    </w:p>
+    <w:p>
+      <w:pPr>
+        <w:spacing w:after="120"/>
+      </w:pPr>
+      <w:r>
+        <w:rPr>
+          <w:rFonts w:ascii="Times New Roman" w:hAnsi="Times New Roman"/>
+          <w:sz w:val="22"/>
+        </w:rPr>
+        <w:t>│  22 Tables | 6 Views | 1 Trigger | 2 Stored │</w:t>
+      </w:r>
+    </w:p>
+    <w:p>
+      <w:pPr>
+        <w:spacing w:after="120"/>
+      </w:pPr>
+      <w:r>
+        <w:rPr>
+          <w:rFonts w:ascii="Times New Roman" w:hAnsi="Times New Roman"/>
+          <w:sz w:val="22"/>
+        </w:rPr>
+        <w:t>│  Procedures | Indexes | ACID Transactions  │</w:t>
+      </w:r>
+    </w:p>
+    <w:p>
+      <w:pPr>
+        <w:spacing w:after="120"/>
+      </w:pPr>
+      <w:r>
+        <w:rPr>
+          <w:rFonts w:ascii="Times New Roman" w:hAnsi="Times New Roman"/>
+          <w:sz w:val="22"/>
+        </w:rPr>
+        <w:t>└─────────────────────────────────────────────┘</w:t>
+      </w:r>
+    </w:p>
+    <w:p>
+      <w:pPr>
+        <w:spacing w:after="120"/>
+      </w:pPr>
+      <w:r>
+        <w:rPr>
+          <w:rFonts w:ascii="Times New Roman" w:hAnsi="Times New Roman"/>
+          <w:sz w:val="22"/>
+        </w:rPr>
+        <w:t>```</w:t>
+      </w:r>
+    </w:p>
+    <w:p>
+      <w:pPr>
+        <w:spacing w:after="120"/>
+      </w:pPr>
+      <w:r>
+        <w:rPr>
+          <w:rFonts w:ascii="Times New Roman" w:hAnsi="Times New Roman"/>
+          <w:sz w:val="22"/>
+        </w:rPr>
+        <w:t>**Three User Portals:**</w:t>
+      </w:r>
+    </w:p>
+    <w:p>
+      <w:pPr>
+        <w:pStyle w:val="ListBullet"/>
+        <w:spacing w:after="40"/>
+      </w:pPr>
+      <w:r>
+        <w:rPr>
+          <w:rFonts w:ascii="Times New Roman" w:hAnsi="Times New Roman"/>
+          <w:sz w:val="22"/>
+        </w:rPr>
+        <w:t>**Student Portal** — Job browsing, application submission, resume ATS analysis, offer acceptance, chat with coordinator.</w:t>
+      </w:r>
+    </w:p>
+    <w:p>
+      <w:pPr>
+        <w:pStyle w:val="ListBullet"/>
+        <w:spacing w:after="40"/>
+      </w:pPr>
+      <w:r>
+        <w:rPr>
+          <w:rFonts w:ascii="Times New Roman" w:hAnsi="Times New Roman"/>
+          <w:sz w:val="22"/>
+        </w:rPr>
+        <w:t>**Coordinator Portal** — Application review, interview scheduling, status updates, student management.</w:t>
+      </w:r>
+    </w:p>
+    <w:p>
+      <w:pPr>
+        <w:pStyle w:val="ListBullet"/>
+        <w:spacing w:after="40"/>
+      </w:pPr>
+      <w:r>
+        <w:rPr>
+          <w:rFonts w:ascii="Times New Roman" w:hAnsi="Times New Roman"/>
+          <w:sz w:val="22"/>
+        </w:rPr>
+        <w:t>**CGDC Admin Portal** — Company management, placement analytics, report generation, user oversight.</w:t>
+      </w:r>
+    </w:p>
+    <w:p>
+      <w:pPr>
+        <w:spacing w:after="120"/>
+      </w:pPr>
+      <w:r>
+        <w:rPr>
+          <w:rFonts w:ascii="Times New Roman" w:hAnsi="Times New Roman"/>
+          <w:sz w:val="22"/>
+        </w:rPr>
+        <w:t>All three portals share a single login endpoint (`POST /api/auth/login`) and are differentiated by the `role` field embedded inside the JWT token.</w:t>
+      </w:r>
+    </w:p>
+    <w:p>
+      <w:pPr>
+        <w:spacing w:before="120" w:after="120"/>
+      </w:pPr>
+    </w:p>
+    <w:p>
+      <w:pPr>
+        <w:pStyle w:val="Heading3"/>
+        <w:spacing w:before="200" w:after="80"/>
+      </w:pPr>
+      <w:r>
+        <w:rPr>
+          <w:rFonts w:ascii="Times New Roman" w:hAnsi="Times New Roman"/>
+          <w:b/>
+          <w:color w:val="003366"/>
+          <w:sz w:val="22"/>
+        </w:rPr>
+        <w:t>3.6.3 Database Connection and Pooling</w:t>
+      </w:r>
+    </w:p>
+    <w:p>
+      <w:pPr>
+        <w:spacing w:after="120"/>
+      </w:pPr>
+      <w:r>
+        <w:rPr>
+          <w:rFonts w:ascii="Times New Roman" w:hAnsi="Times New Roman"/>
+          <w:sz w:val="22"/>
+        </w:rPr>
+        <w:t>The database connection is managed via a **connection pool** using `mysql2/promise`. The pool is configured with:</w:t>
+      </w:r>
+    </w:p>
+    <w:p>
+      <w:pPr>
+        <w:pStyle w:val="ListBullet"/>
+        <w:spacing w:after="40"/>
+      </w:pPr>
+      <w:r>
+        <w:rPr>
+          <w:rFonts w:ascii="Times New Roman" w:hAnsi="Times New Roman"/>
+          <w:sz w:val="22"/>
+        </w:rPr>
+        <w:t>`connectionLimit: 30` — maximum simultaneous connections</w:t>
+      </w:r>
+    </w:p>
+    <w:p>
+      <w:pPr>
+        <w:pStyle w:val="ListBullet"/>
+        <w:spacing w:after="40"/>
+      </w:pPr>
+      <w:r>
+        <w:rPr>
+          <w:rFonts w:ascii="Times New Roman" w:hAnsi="Times New Roman"/>
+          <w:sz w:val="22"/>
+        </w:rPr>
+        <w:t>`enableKeepAlive: true` — prevents idle connection timeouts on cloud-hosted DB</w:t>
+      </w:r>
+    </w:p>
+    <w:p>
+      <w:pPr>
+        <w:pStyle w:val="ListBullet"/>
+        <w:spacing w:after="40"/>
+      </w:pPr>
+      <w:r>
+        <w:rPr>
+          <w:rFonts w:ascii="Times New Roman" w:hAnsi="Times New Roman"/>
+          <w:sz w:val="22"/>
+        </w:rPr>
+        <w:t>`ssl: { rejectUnauthorized: false }` — encrypted connections to Aiven cloud MySQL</w:t>
+      </w:r>
+    </w:p>
+    <w:p>
+      <w:pPr>
+        <w:pStyle w:val="ListBullet"/>
+        <w:spacing w:after="40"/>
+      </w:pPr>
+      <w:r>
+        <w:rPr>
+          <w:rFonts w:ascii="Times New Roman" w:hAnsi="Times New Roman"/>
+          <w:sz w:val="22"/>
+        </w:rPr>
+        <w:t>`timezone: 'Z'` — UTC timezone standardization</w:t>
+      </w:r>
+    </w:p>
+    <w:p>
+      <w:pPr>
+        <w:spacing w:after="120"/>
+      </w:pPr>
+      <w:r>
+        <w:rPr>
+          <w:rFonts w:ascii="Times New Roman" w:hAnsi="Times New Roman"/>
+          <w:sz w:val="22"/>
+        </w:rPr>
+        <w:t>```javascript</w:t>
+      </w:r>
+    </w:p>
+    <w:p>
+      <w:pPr>
+        <w:spacing w:after="120"/>
+      </w:pPr>
+      <w:r>
+        <w:rPr>
+          <w:rFonts w:ascii="Times New Roman" w:hAnsi="Times New Roman"/>
+          <w:sz w:val="22"/>
+        </w:rPr>
+        <w:t>// server/db.js — Connection Pool Configuration</w:t>
+      </w:r>
+    </w:p>
+    <w:p>
+      <w:pPr>
+        <w:spacing w:after="120"/>
+      </w:pPr>
+      <w:r>
+        <w:rPr>
+          <w:rFonts w:ascii="Times New Roman" w:hAnsi="Times New Roman"/>
+          <w:sz w:val="22"/>
+        </w:rPr>
+        <w:t>const pool = mysql.createPool({</w:t>
+      </w:r>
+    </w:p>
+    <w:p>
+      <w:pPr>
+        <w:spacing w:after="120"/>
+      </w:pPr>
+      <w:r>
+        <w:rPr>
+          <w:rFonts w:ascii="Times New Roman" w:hAnsi="Times New Roman"/>
+          <w:sz w:val="22"/>
+        </w:rPr>
+        <w:t>host: process.env.DB_HOST,</w:t>
+      </w:r>
+    </w:p>
+    <w:p>
+      <w:pPr>
+        <w:spacing w:after="120"/>
+      </w:pPr>
+      <w:r>
+        <w:rPr>
+          <w:rFonts w:ascii="Times New Roman" w:hAnsi="Times New Roman"/>
+          <w:sz w:val="22"/>
+        </w:rPr>
+        <w:t>port: process.env.DB_PORT || 3306,</w:t>
+      </w:r>
+    </w:p>
+    <w:p>
+      <w:pPr>
+        <w:spacing w:after="120"/>
+      </w:pPr>
+      <w:r>
+        <w:rPr>
+          <w:rFonts w:ascii="Times New Roman" w:hAnsi="Times New Roman"/>
+          <w:sz w:val="22"/>
+        </w:rPr>
+        <w:t>user: process.env.DB_USER,</w:t>
+      </w:r>
+    </w:p>
+    <w:p>
+      <w:pPr>
+        <w:spacing w:after="120"/>
+      </w:pPr>
+      <w:r>
+        <w:rPr>
+          <w:rFonts w:ascii="Times New Roman" w:hAnsi="Times New Roman"/>
+          <w:sz w:val="22"/>
+        </w:rPr>
+        <w:t>password: process.env.DB_PASSWORD,</w:t>
+      </w:r>
+    </w:p>
+    <w:p>
+      <w:pPr>
+        <w:spacing w:after="120"/>
+      </w:pPr>
+      <w:r>
+        <w:rPr>
+          <w:rFonts w:ascii="Times New Roman" w:hAnsi="Times New Roman"/>
+          <w:sz w:val="22"/>
+        </w:rPr>
+        <w:t>database: process.env.DB_NAME,</w:t>
+      </w:r>
+    </w:p>
+    <w:p>
+      <w:pPr>
+        <w:spacing w:after="120"/>
+      </w:pPr>
+      <w:r>
+        <w:rPr>
+          <w:rFonts w:ascii="Times New Roman" w:hAnsi="Times New Roman"/>
+          <w:sz w:val="22"/>
+        </w:rPr>
+        <w:t>waitForConnections: true,</w:t>
+      </w:r>
+    </w:p>
+    <w:p>
+      <w:pPr>
+        <w:spacing w:after="120"/>
+      </w:pPr>
+      <w:r>
+        <w:rPr>
+          <w:rFonts w:ascii="Times New Roman" w:hAnsi="Times New Roman"/>
+          <w:sz w:val="22"/>
+        </w:rPr>
+        <w:t>connectionLimit: 30,</w:t>
+      </w:r>
+    </w:p>
+    <w:p>
+      <w:pPr>
+        <w:spacing w:after="120"/>
+      </w:pPr>
+      <w:r>
+        <w:rPr>
+          <w:rFonts w:ascii="Times New Roman" w:hAnsi="Times New Roman"/>
+          <w:sz w:val="22"/>
+        </w:rPr>
+        <w:t>enableKeepAlive: true,</w:t>
+      </w:r>
+    </w:p>
+    <w:p>
+      <w:pPr>
+        <w:spacing w:after="120"/>
+      </w:pPr>
+      <w:r>
+        <w:rPr>
+          <w:rFonts w:ascii="Times New Roman" w:hAnsi="Times New Roman"/>
+          <w:sz w:val="22"/>
+        </w:rPr>
+        <w:t>keepAliveInitialDelay: 10000,</w:t>
+      </w:r>
+    </w:p>
+    <w:p>
+      <w:pPr>
+        <w:spacing w:after="120"/>
+      </w:pPr>
+      <w:r>
+        <w:rPr>
+          <w:rFonts w:ascii="Times New Roman" w:hAnsi="Times New Roman"/>
+          <w:sz w:val="22"/>
+        </w:rPr>
+        <w:t>ssl: { rejectUnauthorized: false },</w:t>
+      </w:r>
+    </w:p>
+    <w:p>
+      <w:pPr>
+        <w:spacing w:after="120"/>
+      </w:pPr>
+      <w:r>
+        <w:rPr>
+          <w:rFonts w:ascii="Times New Roman" w:hAnsi="Times New Roman"/>
+          <w:sz w:val="22"/>
+        </w:rPr>
+        <w:t>timezone: 'Z'</w:t>
+      </w:r>
+    </w:p>
+    <w:p>
+      <w:pPr>
+        <w:spacing w:after="120"/>
+      </w:pPr>
+      <w:r>
+        <w:rPr>
+          <w:rFonts w:ascii="Times New Roman" w:hAnsi="Times New Roman"/>
+          <w:sz w:val="22"/>
+        </w:rPr>
+        <w:t>});</w:t>
+      </w:r>
+    </w:p>
+    <w:p>
+      <w:pPr>
+        <w:spacing w:after="120"/>
+      </w:pPr>
+      <w:r>
+        <w:rPr>
+          <w:rFonts w:ascii="Times New Roman" w:hAnsi="Times New Roman"/>
+          <w:sz w:val="22"/>
+        </w:rPr>
+        <w:t>```</w:t>
+      </w:r>
+    </w:p>
+    <w:p>
+      <w:pPr>
+        <w:spacing w:after="120"/>
+      </w:pPr>
+      <w:r>
+        <w:rPr>
+          <w:rFonts w:ascii="Times New Roman" w:hAnsi="Times New Roman"/>
+          <w:sz w:val="22"/>
+        </w:rPr>
+        <w:t>All sensitive credentials (host, port, user, password, JWT secret) are stored in `server/.env` and never committed to version control.</w:t>
+      </w:r>
+    </w:p>
+    <w:p>
+      <w:pPr>
+        <w:spacing w:before="120" w:after="120"/>
+      </w:pPr>
+    </w:p>
+    <w:p>
+      <w:pPr>
+        <w:pStyle w:val="Heading3"/>
+        <w:spacing w:before="200" w:after="80"/>
+      </w:pPr>
+      <w:r>
+        <w:rPr>
+          <w:rFonts w:ascii="Times New Roman" w:hAnsi="Times New Roman"/>
+          <w:b/>
+          <w:color w:val="003366"/>
+          <w:sz w:val="22"/>
+        </w:rPr>
+        <w:t>3.6.4 RESTful API Structure</w:t>
+      </w:r>
+    </w:p>
+    <w:p>
+      <w:pPr>
+        <w:spacing w:after="120"/>
+      </w:pPr>
+      <w:r>
+        <w:rPr>
+          <w:rFonts w:ascii="Times New Roman" w:hAnsi="Times New Roman"/>
+          <w:sz w:val="22"/>
+        </w:rPr>
+        <w:t>The backend exposes 14 route modules mounted under the `/api` namespace:</w:t>
+      </w:r>
+    </w:p>
+    <w:tbl>
+      <w:tblPr>
+        <w:tblStyle w:val="LightGrid-Accent1"/>
+        <w:tblW w:type="auto" w:w="0"/>
+        <w:tblLook w:firstColumn="1" w:firstRow="1" w:lastColumn="0" w:lastRow="0" w:noHBand="0" w:noVBand="1" w:val="04A0"/>
+      </w:tblPr>
+      <w:tblGrid>
+        <w:gridCol w:w="2880"/>
+        <w:gridCol w:w="2880"/>
+        <w:gridCol w:w="2880"/>
+      </w:tblGrid>
+      <w:tr>
+        <w:tc>
+          <w:tcPr>
+            <w:tcW w:type="dxa" w:w="2880"/>
+            <w:shd w:fill="B8CCE4"/>
+          </w:tcPr>
+          <w:p>
+            <w:r>
+              <w:rPr>
+                <w:rFonts w:ascii="Times New Roman" w:hAnsi="Times New Roman"/>
+                <w:b/>
+                <w:color w:val="000000"/>
+                <w:sz w:val="22"/>
+              </w:rPr>
+              <w:t>Route Prefix</w:t>
+            </w:r>
+          </w:p>
+        </w:tc>
+        <w:tc>
+          <w:tcPr>
+            <w:tcW w:type="dxa" w:w="2880"/>
+            <w:shd w:fill="B8CCE4"/>
+          </w:tcPr>
+          <w:p>
+            <w:r>
+              <w:rPr>
+                <w:rFonts w:ascii="Times New Roman" w:hAnsi="Times New Roman"/>
+                <w:b/>
+                <w:color w:val="000000"/>
+                <w:sz w:val="22"/>
+              </w:rPr>
+              <w:t>File</w:t>
+            </w:r>
+          </w:p>
+        </w:tc>
+        <w:tc>
+          <w:tcPr>
+            <w:tcW w:type="dxa" w:w="2880"/>
+            <w:shd w:fill="B8CCE4"/>
+          </w:tcPr>
+          <w:p>
+            <w:r>
+              <w:rPr>
+                <w:rFonts w:ascii="Times New Roman" w:hAnsi="Times New Roman"/>
+                <w:b/>
+                <w:color w:val="000000"/>
+                <w:sz w:val="22"/>
+              </w:rPr>
+              <w:t>Responsibility</w:t>
+            </w:r>
+          </w:p>
+        </w:tc>
+      </w:tr>
+      <w:tr>
+        <w:tc>
+          <w:tcPr>
+            <w:tcW w:type="dxa" w:w="2880"/>
+          </w:tcPr>
+          <w:p>
+            <w:r>
+              <w:rPr>
+                <w:rFonts w:ascii="Times New Roman" w:hAnsi="Times New Roman"/>
+                <w:sz w:val="20"/>
+              </w:rPr>
+              <w:t>`/api/auth`</w:t>
+            </w:r>
+          </w:p>
+        </w:tc>
+        <w:tc>
+          <w:tcPr>
+            <w:tcW w:type="dxa" w:w="2880"/>
+          </w:tcPr>
+          <w:p>
+            <w:r>
+              <w:rPr>
+                <w:rFonts w:ascii="Times New Roman" w:hAnsi="Times New Roman"/>
+                <w:sz w:val="20"/>
+              </w:rPr>
+              <w:t>auth.js</w:t>
+            </w:r>
+          </w:p>
+        </w:tc>
+        <w:tc>
+          <w:tcPr>
+            <w:tcW w:type="dxa" w:w="2880"/>
+          </w:tcPr>
+          <w:p>
+            <w:r>
+              <w:rPr>
+                <w:rFonts w:ascii="Times New Roman" w:hAnsi="Times New Roman"/>
+                <w:sz w:val="20"/>
+              </w:rPr>
+              <w:t>Login, JWT generation</w:t>
+            </w:r>
+          </w:p>
+        </w:tc>
+      </w:tr>
+      <w:tr>
+        <w:tc>
+          <w:tcPr>
+            <w:tcW w:type="dxa" w:w="2880"/>
+            <w:shd w:fill="E7F0F7"/>
+          </w:tcPr>
+          <w:p>
+            <w:r>
+              <w:rPr>
+                <w:rFonts w:ascii="Times New Roman" w:hAnsi="Times New Roman"/>
+                <w:sz w:val="20"/>
+              </w:rPr>
+              <w:t>`/api/students`</w:t>
+            </w:r>
+          </w:p>
+        </w:tc>
+        <w:tc>
+          <w:tcPr>
+            <w:tcW w:type="dxa" w:w="2880"/>
+            <w:shd w:fill="E7F0F7"/>
+          </w:tcPr>
+          <w:p>
+            <w:r>
+              <w:rPr>
+                <w:rFonts w:ascii="Times New Roman" w:hAnsi="Times New Roman"/>
+                <w:sz w:val="20"/>
+              </w:rPr>
+              <w:t>students.js</w:t>
+            </w:r>
+          </w:p>
+        </w:tc>
+        <w:tc>
+          <w:tcPr>
+            <w:tcW w:type="dxa" w:w="2880"/>
+            <w:shd w:fill="E7F0F7"/>
+          </w:tcPr>
+          <w:p>
+            <w:r>
+              <w:rPr>
+                <w:rFonts w:ascii="Times New Roman" w:hAnsi="Times New Roman"/>
+                <w:sz w:val="20"/>
+              </w:rPr>
+              <w:t>Student CRUD, profile management</w:t>
+            </w:r>
+          </w:p>
+        </w:tc>
+      </w:tr>
+      <w:tr>
+        <w:tc>
+          <w:tcPr>
+            <w:tcW w:type="dxa" w:w="2880"/>
+          </w:tcPr>
+          <w:p>
+            <w:r>
+              <w:rPr>
+                <w:rFonts w:ascii="Times New Roman" w:hAnsi="Times New Roman"/>
+                <w:sz w:val="20"/>
+              </w:rPr>
+              <w:t>`/api/companies`</w:t>
+            </w:r>
+          </w:p>
+        </w:tc>
+        <w:tc>
+          <w:tcPr>
+            <w:tcW w:type="dxa" w:w="2880"/>
+          </w:tcPr>
+          <w:p>
+            <w:r>
+              <w:rPr>
+                <w:rFonts w:ascii="Times New Roman" w:hAnsi="Times New Roman"/>
+                <w:sz w:val="20"/>
+              </w:rPr>
+              <w:t>companies.js</w:t>
+            </w:r>
+          </w:p>
+        </w:tc>
+        <w:tc>
+          <w:tcPr>
+            <w:tcW w:type="dxa" w:w="2880"/>
+          </w:tcPr>
+          <w:p>
+            <w:r>
+              <w:rPr>
+                <w:rFonts w:ascii="Times New Roman" w:hAnsi="Times New Roman"/>
+                <w:sz w:val="20"/>
+              </w:rPr>
+              <w:t>Company listings</w:t>
+            </w:r>
+          </w:p>
+        </w:tc>
+      </w:tr>
+      <w:tr>
+        <w:tc>
+          <w:tcPr>
+            <w:tcW w:type="dxa" w:w="2880"/>
+            <w:shd w:fill="E7F0F7"/>
+          </w:tcPr>
+          <w:p>
+            <w:r>
+              <w:rPr>
+                <w:rFonts w:ascii="Times New Roman" w:hAnsi="Times New Roman"/>
+                <w:sz w:val="20"/>
+              </w:rPr>
+              <w:t>`/api/applications`</w:t>
+            </w:r>
+          </w:p>
+        </w:tc>
+        <w:tc>
+          <w:tcPr>
+            <w:tcW w:type="dxa" w:w="2880"/>
+            <w:shd w:fill="E7F0F7"/>
+          </w:tcPr>
+          <w:p>
+            <w:r>
+              <w:rPr>
+                <w:rFonts w:ascii="Times New Roman" w:hAnsi="Times New Roman"/>
+                <w:sz w:val="20"/>
+              </w:rPr>
+              <w:t>applications.js</w:t>
+            </w:r>
+          </w:p>
+        </w:tc>
+        <w:tc>
+          <w:tcPr>
+            <w:tcW w:type="dxa" w:w="2880"/>
+            <w:shd w:fill="E7F0F7"/>
+          </w:tcPr>
+          <w:p>
+            <w:r>
+              <w:rPr>
+                <w:rFonts w:ascii="Times New Roman" w:hAnsi="Times New Roman"/>
+                <w:sz w:val="20"/>
+              </w:rPr>
+              <w:t>Apply, withdraw, accept offer</w:t>
+            </w:r>
+          </w:p>
+        </w:tc>
+      </w:tr>
+      <w:tr>
+        <w:tc>
+          <w:tcPr>
+            <w:tcW w:type="dxa" w:w="2880"/>
+          </w:tcPr>
+          <w:p>
+            <w:r>
+              <w:rPr>
+                <w:rFonts w:ascii="Times New Roman" w:hAnsi="Times New Roman"/>
+                <w:sz w:val="20"/>
+              </w:rPr>
+              <w:t>`/api/jobs`</w:t>
+            </w:r>
+          </w:p>
+        </w:tc>
+        <w:tc>
+          <w:tcPr>
+            <w:tcW w:type="dxa" w:w="2880"/>
+          </w:tcPr>
+          <w:p>
+            <w:r>
+              <w:rPr>
+                <w:rFonts w:ascii="Times New Roman" w:hAnsi="Times New Roman"/>
+                <w:sz w:val="20"/>
+              </w:rPr>
+              <w:t>jobs.js</w:t>
+            </w:r>
+          </w:p>
+        </w:tc>
+        <w:tc>
+          <w:tcPr>
+            <w:tcW w:type="dxa" w:w="2880"/>
+          </w:tcPr>
+          <w:p>
+            <w:r>
+              <w:rPr>
+                <w:rFonts w:ascii="Times New Roman" w:hAnsi="Times New Roman"/>
+                <w:sz w:val="20"/>
+              </w:rPr>
+              <w:t>Job profile listings</w:t>
+            </w:r>
+          </w:p>
+        </w:tc>
+      </w:tr>
+      <w:tr>
+        <w:tc>
+          <w:tcPr>
+            <w:tcW w:type="dxa" w:w="2880"/>
+            <w:shd w:fill="E7F0F7"/>
+          </w:tcPr>
+          <w:p>
+            <w:r>
+              <w:rPr>
+                <w:rFonts w:ascii="Times New Roman" w:hAnsi="Times New Roman"/>
+                <w:sz w:val="20"/>
+              </w:rPr>
+              <w:t>`/api/resumes`</w:t>
+            </w:r>
+          </w:p>
+        </w:tc>
+        <w:tc>
+          <w:tcPr>
+            <w:tcW w:type="dxa" w:w="2880"/>
+            <w:shd w:fill="E7F0F7"/>
+          </w:tcPr>
+          <w:p>
+            <w:r>
+              <w:rPr>
+                <w:rFonts w:ascii="Times New Roman" w:hAnsi="Times New Roman"/>
+                <w:sz w:val="20"/>
+              </w:rPr>
+              <w:t>resumes.js</w:t>
+            </w:r>
+          </w:p>
+        </w:tc>
+        <w:tc>
+          <w:tcPr>
+            <w:tcW w:type="dxa" w:w="2880"/>
+            <w:shd w:fill="E7F0F7"/>
+          </w:tcPr>
+          <w:p>
+            <w:r>
+              <w:rPr>
+                <w:rFonts w:ascii="Times New Roman" w:hAnsi="Times New Roman"/>
+                <w:sz w:val="20"/>
+              </w:rPr>
+              <w:t>PDF upload, ATS analysis</w:t>
+            </w:r>
+          </w:p>
+        </w:tc>
+      </w:tr>
+      <w:tr>
+        <w:tc>
+          <w:tcPr>
+            <w:tcW w:type="dxa" w:w="2880"/>
+          </w:tcPr>
+          <w:p>
+            <w:r>
+              <w:rPr>
+                <w:rFonts w:ascii="Times New Roman" w:hAnsi="Times New Roman"/>
+                <w:sz w:val="20"/>
+              </w:rPr>
+              <w:t>`/api/analytics`</w:t>
+            </w:r>
+          </w:p>
+        </w:tc>
+        <w:tc>
+          <w:tcPr>
+            <w:tcW w:type="dxa" w:w="2880"/>
+          </w:tcPr>
+          <w:p>
+            <w:r>
+              <w:rPr>
+                <w:rFonts w:ascii="Times New Roman" w:hAnsi="Times New Roman"/>
+                <w:sz w:val="20"/>
+              </w:rPr>
+              <w:t>analytics.js</w:t>
+            </w:r>
+          </w:p>
+        </w:tc>
+        <w:tc>
+          <w:tcPr>
+            <w:tcW w:type="dxa" w:w="2880"/>
+          </w:tcPr>
+          <w:p>
+            <w:r>
+              <w:rPr>
+                <w:rFonts w:ascii="Times New Roman" w:hAnsi="Times New Roman"/>
+                <w:sz w:val="20"/>
+              </w:rPr>
+              <w:t>Placement statistics, trends</w:t>
+            </w:r>
+          </w:p>
+        </w:tc>
+      </w:tr>
+      <w:tr>
+        <w:tc>
+          <w:tcPr>
+            <w:tcW w:type="dxa" w:w="2880"/>
+            <w:shd w:fill="E7F0F7"/>
+          </w:tcPr>
+          <w:p>
+            <w:r>
+              <w:rPr>
+                <w:rFonts w:ascii="Times New Roman" w:hAnsi="Times New Roman"/>
+                <w:sz w:val="20"/>
+              </w:rPr>
+              <w:t>`/api/views`</w:t>
+            </w:r>
+          </w:p>
+        </w:tc>
+        <w:tc>
+          <w:tcPr>
+            <w:tcW w:type="dxa" w:w="2880"/>
+            <w:shd w:fill="E7F0F7"/>
+          </w:tcPr>
+          <w:p>
+            <w:r>
+              <w:rPr>
+                <w:rFonts w:ascii="Times New Roman" w:hAnsi="Times New Roman"/>
+                <w:sz w:val="20"/>
+              </w:rPr>
+              <w:t>views.js</w:t>
+            </w:r>
+          </w:p>
+        </w:tc>
+        <w:tc>
+          <w:tcPr>
+            <w:tcW w:type="dxa" w:w="2880"/>
+            <w:shd w:fill="E7F0F7"/>
+          </w:tcPr>
+          <w:p>
+            <w:r>
+              <w:rPr>
+                <w:rFonts w:ascii="Times New Roman" w:hAnsi="Times New Roman"/>
+                <w:sz w:val="20"/>
+              </w:rPr>
+              <w:t>SQL view query results</w:t>
+            </w:r>
+          </w:p>
+        </w:tc>
+      </w:tr>
+      <w:tr>
+        <w:tc>
+          <w:tcPr>
+            <w:tcW w:type="dxa" w:w="2880"/>
+          </w:tcPr>
+          <w:p>
+            <w:r>
+              <w:rPr>
+                <w:rFonts w:ascii="Times New Roman" w:hAnsi="Times New Roman"/>
+                <w:sz w:val="20"/>
+              </w:rPr>
+              <w:t>`/api/procedures`</w:t>
+            </w:r>
+          </w:p>
+        </w:tc>
+        <w:tc>
+          <w:tcPr>
+            <w:tcW w:type="dxa" w:w="2880"/>
+          </w:tcPr>
+          <w:p>
+            <w:r>
+              <w:rPr>
+                <w:rFonts w:ascii="Times New Roman" w:hAnsi="Times New Roman"/>
+                <w:sz w:val="20"/>
+              </w:rPr>
+              <w:t>procedures.js</w:t>
+            </w:r>
+          </w:p>
+        </w:tc>
+        <w:tc>
+          <w:tcPr>
+            <w:tcW w:type="dxa" w:w="2880"/>
+          </w:tcPr>
+          <w:p>
+            <w:r>
+              <w:rPr>
+                <w:rFonts w:ascii="Times New Roman" w:hAnsi="Times New Roman"/>
+                <w:sz w:val="20"/>
+              </w:rPr>
+              <w:t>Stored procedure execution</w:t>
+            </w:r>
+          </w:p>
+        </w:tc>
+      </w:tr>
+      <w:tr>
+        <w:tc>
+          <w:tcPr>
+            <w:tcW w:type="dxa" w:w="2880"/>
+            <w:shd w:fill="E7F0F7"/>
+          </w:tcPr>
+          <w:p>
+            <w:r>
+              <w:rPr>
+                <w:rFonts w:ascii="Times New Roman" w:hAnsi="Times New Roman"/>
+                <w:sz w:val="20"/>
+              </w:rPr>
+              <w:t>`/api/coordinator`</w:t>
+            </w:r>
+          </w:p>
+        </w:tc>
+        <w:tc>
+          <w:tcPr>
+            <w:tcW w:type="dxa" w:w="2880"/>
+            <w:shd w:fill="E7F0F7"/>
+          </w:tcPr>
+          <w:p>
+            <w:r>
+              <w:rPr>
+                <w:rFonts w:ascii="Times New Roman" w:hAnsi="Times New Roman"/>
+                <w:sz w:val="20"/>
+              </w:rPr>
+              <w:t>coordinator.js</w:t>
+            </w:r>
+          </w:p>
+        </w:tc>
+        <w:tc>
+          <w:tcPr>
+            <w:tcW w:type="dxa" w:w="2880"/>
+            <w:shd w:fill="E7F0F7"/>
+          </w:tcPr>
+          <w:p>
+            <w:r>
+              <w:rPr>
+                <w:rFonts w:ascii="Times New Roman" w:hAnsi="Times New Roman"/>
+                <w:sz w:val="20"/>
+              </w:rPr>
+              <w:t>Interview scheduling, status updates</w:t>
+            </w:r>
+          </w:p>
+        </w:tc>
+      </w:tr>
+      <w:tr>
+        <w:tc>
+          <w:tcPr>
+            <w:tcW w:type="dxa" w:w="2880"/>
+          </w:tcPr>
+          <w:p>
+            <w:r>
+              <w:rPr>
+                <w:rFonts w:ascii="Times New Roman" w:hAnsi="Times New Roman"/>
+                <w:sz w:val="20"/>
+              </w:rPr>
+              <w:t>`/api/admin`</w:t>
+            </w:r>
+          </w:p>
+        </w:tc>
+        <w:tc>
+          <w:tcPr>
+            <w:tcW w:type="dxa" w:w="2880"/>
+          </w:tcPr>
+          <w:p>
+            <w:r>
+              <w:rPr>
+                <w:rFonts w:ascii="Times New Roman" w:hAnsi="Times New Roman"/>
+                <w:sz w:val="20"/>
+              </w:rPr>
+              <w:t>admin.js</w:t>
+            </w:r>
+          </w:p>
+        </w:tc>
+        <w:tc>
+          <w:tcPr>
+            <w:tcW w:type="dxa" w:w="2880"/>
+          </w:tcPr>
+          <w:p>
+            <w:r>
+              <w:rPr>
+                <w:rFonts w:ascii="Times New Roman" w:hAnsi="Times New Roman"/>
+                <w:sz w:val="20"/>
+              </w:rPr>
+              <w:t>Admin-level data management</w:t>
+            </w:r>
+          </w:p>
+        </w:tc>
+      </w:tr>
+      <w:tr>
+        <w:tc>
+          <w:tcPr>
+            <w:tcW w:type="dxa" w:w="2880"/>
+            <w:shd w:fill="E7F0F7"/>
+          </w:tcPr>
+          <w:p>
+            <w:r>
+              <w:rPr>
+                <w:rFonts w:ascii="Times New Roman" w:hAnsi="Times New Roman"/>
+                <w:sz w:val="20"/>
+              </w:rPr>
+              <w:t>`/api/chat`</w:t>
+            </w:r>
+          </w:p>
+        </w:tc>
+        <w:tc>
+          <w:tcPr>
+            <w:tcW w:type="dxa" w:w="2880"/>
+            <w:shd w:fill="E7F0F7"/>
+          </w:tcPr>
+          <w:p>
+            <w:r>
+              <w:rPr>
+                <w:rFonts w:ascii="Times New Roman" w:hAnsi="Times New Roman"/>
+                <w:sz w:val="20"/>
+              </w:rPr>
+              <w:t>chat.js</w:t>
+            </w:r>
+          </w:p>
+        </w:tc>
+        <w:tc>
+          <w:tcPr>
+            <w:tcW w:type="dxa" w:w="2880"/>
+            <w:shd w:fill="E7F0F7"/>
+          </w:tcPr>
+          <w:p>
+            <w:r>
+              <w:rPr>
+                <w:rFonts w:ascii="Times New Roman" w:hAnsi="Times New Roman"/>
+                <w:sz w:val="20"/>
+              </w:rPr>
+              <w:t>Student–Coordinator messaging</w:t>
+            </w:r>
+          </w:p>
+        </w:tc>
+      </w:tr>
+      <w:tr>
+        <w:tc>
+          <w:tcPr>
+            <w:tcW w:type="dxa" w:w="2880"/>
+          </w:tcPr>
+          <w:p>
+            <w:r>
+              <w:rPr>
+                <w:rFonts w:ascii="Times New Roman" w:hAnsi="Times New Roman"/>
+                <w:sz w:val="20"/>
+              </w:rPr>
+              <w:t>`/api/notifications`</w:t>
+            </w:r>
+          </w:p>
+        </w:tc>
+        <w:tc>
+          <w:tcPr>
+            <w:tcW w:type="dxa" w:w="2880"/>
+          </w:tcPr>
+          <w:p>
+            <w:r>
+              <w:rPr>
+                <w:rFonts w:ascii="Times New Roman" w:hAnsi="Times New Roman"/>
+                <w:sz w:val="20"/>
+              </w:rPr>
+              <w:t>notifications.js</w:t>
+            </w:r>
+          </w:p>
+        </w:tc>
+        <w:tc>
+          <w:tcPr>
+            <w:tcW w:type="dxa" w:w="2880"/>
+          </w:tcPr>
+          <w:p>
+            <w:r>
+              <w:rPr>
+                <w:rFonts w:ascii="Times New Roman" w:hAnsi="Times New Roman"/>
+                <w:sz w:val="20"/>
+              </w:rPr>
+              <w:t>Read/write notification records</w:t>
+            </w:r>
+          </w:p>
+        </w:tc>
+      </w:tr>
+      <w:tr>
+        <w:tc>
+          <w:tcPr>
+            <w:tcW w:type="dxa" w:w="2880"/>
+            <w:shd w:fill="E7F0F7"/>
+          </w:tcPr>
+          <w:p>
+            <w:r>
+              <w:rPr>
+                <w:rFonts w:ascii="Times New Roman" w:hAnsi="Times New Roman"/>
+                <w:sz w:val="20"/>
+              </w:rPr>
+              <w:t>`/api/queries`</w:t>
+            </w:r>
+          </w:p>
+        </w:tc>
+        <w:tc>
+          <w:tcPr>
+            <w:tcW w:type="dxa" w:w="2880"/>
+            <w:shd w:fill="E7F0F7"/>
+          </w:tcPr>
+          <w:p>
+            <w:r>
+              <w:rPr>
+                <w:rFonts w:ascii="Times New Roman" w:hAnsi="Times New Roman"/>
+                <w:sz w:val="20"/>
+              </w:rPr>
+              <w:t>queries.js</w:t>
+            </w:r>
+          </w:p>
+        </w:tc>
+        <w:tc>
+          <w:tcPr>
+            <w:tcW w:type="dxa" w:w="2880"/>
+            <w:shd w:fill="E7F0F7"/>
+          </w:tcPr>
+          <w:p>
+            <w:r>
+              <w:rPr>
+                <w:rFonts w:ascii="Times New Roman" w:hAnsi="Times New Roman"/>
+                <w:sz w:val="20"/>
+              </w:rPr>
+              <w:t>Advanced SQL query explorer</w:t>
+            </w:r>
+          </w:p>
+        </w:tc>
+      </w:tr>
+    </w:tbl>
+    <w:p>
+      <w:pPr>
+        <w:spacing w:after="120"/>
+      </w:pPr>
+      <w:r>
+        <w:rPr>
+          <w:rFonts w:ascii="Times New Roman" w:hAnsi="Times New Roman"/>
+          <w:sz w:val="22"/>
+        </w:rPr>
+        <w:t>Every protected route uses the `requireAuth` middleware which validates the JWT from the `Authorization` header and attaches `req.user` (role, entityId, email) before proceeding.</w:t>
+      </w:r>
+    </w:p>
+    <w:p>
+      <w:pPr>
+        <w:spacing w:before="120" w:after="120"/>
+      </w:pPr>
+    </w:p>
+    <w:p>
+      <w:pPr>
+        <w:pStyle w:val="Heading3"/>
+        <w:spacing w:before="200" w:after="80"/>
+      </w:pPr>
+      <w:r>
+        <w:rPr>
+          <w:rFonts w:ascii="Times New Roman" w:hAnsi="Times New Roman"/>
+          <w:b/>
+          <w:color w:val="003366"/>
+          <w:sz w:val="22"/>
+        </w:rPr>
+        <w:t>3.6.5 Database Views Implemented</w:t>
+      </w:r>
+    </w:p>
+    <w:p>
+      <w:pPr>
+        <w:spacing w:after="120"/>
+      </w:pPr>
+      <w:r>
+        <w:rPr>
+          <w:rFonts w:ascii="Times New Roman" w:hAnsi="Times New Roman"/>
+          <w:sz w:val="22"/>
+        </w:rPr>
+        <w:t>Six SQL views are used by the application to avoid joining multiple tables in application code:</w:t>
+      </w:r>
+    </w:p>
+    <w:tbl>
+      <w:tblPr>
+        <w:tblStyle w:val="LightGrid-Accent1"/>
+        <w:tblW w:type="auto" w:w="0"/>
+        <w:tblLook w:firstColumn="1" w:firstRow="1" w:lastColumn="0" w:lastRow="0" w:noHBand="0" w:noVBand="1" w:val="04A0"/>
+      </w:tblPr>
+      <w:tblGrid>
+        <w:gridCol w:w="4320"/>
+        <w:gridCol w:w="4320"/>
+      </w:tblGrid>
+      <w:tr>
+        <w:tc>
+          <w:tcPr>
+            <w:tcW w:type="dxa" w:w="4320"/>
+            <w:shd w:fill="B8CCE4"/>
+          </w:tcPr>
+          <w:p>
+            <w:r>
+              <w:rPr>
+                <w:rFonts w:ascii="Times New Roman" w:hAnsi="Times New Roman"/>
+                <w:b/>
+                <w:color w:val="000000"/>
+                <w:sz w:val="22"/>
+              </w:rPr>
+              <w:t>View Name</w:t>
+            </w:r>
+          </w:p>
+        </w:tc>
+        <w:tc>
+          <w:tcPr>
+            <w:tcW w:type="dxa" w:w="4320"/>
+            <w:shd w:fill="B8CCE4"/>
+          </w:tcPr>
+          <w:p>
+            <w:r>
+              <w:rPr>
+                <w:rFonts w:ascii="Times New Roman" w:hAnsi="Times New Roman"/>
+                <w:b/>
+                <w:color w:val="000000"/>
+                <w:sz w:val="22"/>
+              </w:rPr>
+              <w:t>Purpose</w:t>
+            </w:r>
+          </w:p>
+        </w:tc>
+      </w:tr>
+      <w:tr>
+        <w:tc>
+          <w:tcPr>
+            <w:tcW w:type="dxa" w:w="4320"/>
+          </w:tcPr>
+          <w:p>
+            <w:r>
+              <w:rPr>
+                <w:rFonts w:ascii="Times New Roman" w:hAnsi="Times New Roman"/>
+                <w:sz w:val="20"/>
+              </w:rPr>
+              <w:t>`vw_application_full_details`</w:t>
+            </w:r>
+          </w:p>
+        </w:tc>
+        <w:tc>
+          <w:tcPr>
+            <w:tcW w:type="dxa" w:w="4320"/>
+          </w:tcPr>
+          <w:p>
+            <w:r>
+              <w:rPr>
+                <w:rFonts w:ascii="Times New Roman" w:hAnsi="Times New Roman"/>
+                <w:sz w:val="20"/>
+              </w:rPr>
+              <w:t>Joins APPLICATION + STUDENT + JOB_PROFILE + COMPANY for complete application data</w:t>
+            </w:r>
+          </w:p>
+        </w:tc>
+      </w:tr>
+      <w:tr>
+        <w:tc>
+          <w:tcPr>
+            <w:tcW w:type="dxa" w:w="4320"/>
+            <w:shd w:fill="E7F0F7"/>
+          </w:tcPr>
+          <w:p>
+            <w:r>
+              <w:rPr>
+                <w:rFonts w:ascii="Times New Roman" w:hAnsi="Times New Roman"/>
+                <w:sz w:val="20"/>
+              </w:rPr>
+              <w:t>`vw_company_stats`</w:t>
+            </w:r>
+          </w:p>
+        </w:tc>
+        <w:tc>
+          <w:tcPr>
+            <w:tcW w:type="dxa" w:w="4320"/>
+            <w:shd w:fill="E7F0F7"/>
+          </w:tcPr>
+          <w:p>
+            <w:r>
+              <w:rPr>
+                <w:rFonts w:ascii="Times New Roman" w:hAnsi="Times New Roman"/>
+                <w:sz w:val="20"/>
+              </w:rPr>
+              <w:t>Calculates average package, total placements per company dynamically</w:t>
+            </w:r>
+          </w:p>
+        </w:tc>
+      </w:tr>
+      <w:tr>
+        <w:tc>
+          <w:tcPr>
+            <w:tcW w:type="dxa" w:w="4320"/>
+          </w:tcPr>
+          <w:p>
+            <w:r>
+              <w:rPr>
+                <w:rFonts w:ascii="Times New Roman" w:hAnsi="Times New Roman"/>
+                <w:sz w:val="20"/>
+              </w:rPr>
+              <w:t>`vw_visit_placement_stats`</w:t>
+            </w:r>
+          </w:p>
+        </w:tc>
+        <w:tc>
+          <w:tcPr>
+            <w:tcW w:type="dxa" w:w="4320"/>
+          </w:tcPr>
+          <w:p>
+            <w:r>
+              <w:rPr>
+                <w:rFonts w:ascii="Times New Roman" w:hAnsi="Times New Roman"/>
+                <w:sz w:val="20"/>
+              </w:rPr>
+              <w:t>Counts placements per company visit year without stored derived columns</w:t>
+            </w:r>
+          </w:p>
+        </w:tc>
+      </w:tr>
+      <w:tr>
+        <w:tc>
+          <w:tcPr>
+            <w:tcW w:type="dxa" w:w="4320"/>
+            <w:shd w:fill="E7F0F7"/>
+          </w:tcPr>
+          <w:p>
+            <w:r>
+              <w:rPr>
+                <w:rFonts w:ascii="Times New Roman" w:hAnsi="Times New Roman"/>
+                <w:sz w:val="20"/>
+              </w:rPr>
+              <w:t>`vw_student_placement_summary`</w:t>
+            </w:r>
+          </w:p>
+        </w:tc>
+        <w:tc>
+          <w:tcPr>
+            <w:tcW w:type="dxa" w:w="4320"/>
+            <w:shd w:fill="E7F0F7"/>
+          </w:tcPr>
+          <w:p>
+            <w:r>
+              <w:rPr>
+                <w:rFonts w:ascii="Times New Roman" w:hAnsi="Times New Roman"/>
+                <w:sz w:val="20"/>
+              </w:rPr>
+              <w:t>Student profile + offer + placement record joined view</w:t>
+            </w:r>
+          </w:p>
+        </w:tc>
+      </w:tr>
+      <w:tr>
+        <w:tc>
+          <w:tcPr>
+            <w:tcW w:type="dxa" w:w="4320"/>
+          </w:tcPr>
+          <w:p>
+            <w:r>
+              <w:rPr>
+                <w:rFonts w:ascii="Times New Roman" w:hAnsi="Times New Roman"/>
+                <w:sz w:val="20"/>
+              </w:rPr>
+              <w:t>`vw_active_jobs`</w:t>
+            </w:r>
+          </w:p>
+        </w:tc>
+        <w:tc>
+          <w:tcPr>
+            <w:tcW w:type="dxa" w:w="4320"/>
+          </w:tcPr>
+          <w:p>
+            <w:r>
+              <w:rPr>
+                <w:rFonts w:ascii="Times New Roman" w:hAnsi="Times New Roman"/>
+                <w:sz w:val="20"/>
+              </w:rPr>
+              <w:t>Filters JOB_PROFILE to only open listings with valid deadlines</w:t>
+            </w:r>
+          </w:p>
+        </w:tc>
+      </w:tr>
+      <w:tr>
+        <w:tc>
+          <w:tcPr>
+            <w:tcW w:type="dxa" w:w="4320"/>
+            <w:shd w:fill="E7F0F7"/>
+          </w:tcPr>
+          <w:p>
+            <w:r>
+              <w:rPr>
+                <w:rFonts w:ascii="Times New Roman" w:hAnsi="Times New Roman"/>
+                <w:sz w:val="20"/>
+              </w:rPr>
+              <w:t>`vw_coordinator_dashboard`</w:t>
+            </w:r>
+          </w:p>
+        </w:tc>
+        <w:tc>
+          <w:tcPr>
+            <w:tcW w:type="dxa" w:w="4320"/>
+            <w:shd w:fill="E7F0F7"/>
+          </w:tcPr>
+          <w:p>
+            <w:r>
+              <w:rPr>
+                <w:rFonts w:ascii="Times New Roman" w:hAnsi="Times New Roman"/>
+                <w:sz w:val="20"/>
+              </w:rPr>
+              <w:t>Coordinator-specific application and interview overview</w:t>
+            </w:r>
+          </w:p>
+        </w:tc>
+      </w:tr>
+    </w:tbl>
+    <w:p>
+      <w:pPr>
+        <w:spacing w:before="120" w:after="120"/>
+      </w:pPr>
+    </w:p>
+    <w:p>
+      <w:pPr>
+        <w:pStyle w:val="Heading3"/>
+        <w:spacing w:before="200" w:after="80"/>
+      </w:pPr>
+      <w:r>
+        <w:rPr>
+          <w:rFonts w:ascii="Times New Roman" w:hAnsi="Times New Roman"/>
+          <w:b/>
+          <w:color w:val="003366"/>
+          <w:sz w:val="22"/>
+        </w:rPr>
+        <w:t>3.6.6 Trigger: Automated Audit Logging</w:t>
+      </w:r>
+    </w:p>
+    <w:p>
+      <w:pPr>
+        <w:spacing w:after="120"/>
+      </w:pPr>
+      <w:r>
+        <w:rPr>
+          <w:rFonts w:ascii="Times New Roman" w:hAnsi="Times New Roman"/>
+          <w:sz w:val="22"/>
+        </w:rPr>
+        <w:t>A database trigger `trg_application_audit` fires automatically **AFTER UPDATE** on the APPLICATION table. Every status change is permanently written to STATUS_AUDIT_LOG without any application-layer code:</w:t>
+      </w:r>
+    </w:p>
+    <w:p>
+      <w:pPr>
+        <w:spacing w:after="120"/>
+      </w:pPr>
+      <w:r>
+        <w:rPr>
+          <w:rFonts w:ascii="Times New Roman" w:hAnsi="Times New Roman"/>
+          <w:sz w:val="22"/>
+        </w:rPr>
+        <w:t>```sql</w:t>
+      </w:r>
+    </w:p>
+    <w:p>
+      <w:pPr>
+        <w:spacing w:after="120"/>
+      </w:pPr>
+      <w:r>
+        <w:rPr>
+          <w:rFonts w:ascii="Times New Roman" w:hAnsi="Times New Roman"/>
+          <w:sz w:val="22"/>
+        </w:rPr>
+        <w:t>CREATE TRIGGER trg_application_audit</w:t>
+      </w:r>
+    </w:p>
+    <w:p>
+      <w:pPr>
+        <w:spacing w:after="120"/>
+      </w:pPr>
+      <w:r>
+        <w:rPr>
+          <w:rFonts w:ascii="Times New Roman" w:hAnsi="Times New Roman"/>
+          <w:sz w:val="22"/>
+        </w:rPr>
+        <w:t>AFTER UPDATE ON APPLICATION</w:t>
+      </w:r>
+    </w:p>
+    <w:p>
+      <w:pPr>
+        <w:spacing w:after="120"/>
+      </w:pPr>
+      <w:r>
+        <w:rPr>
+          <w:rFonts w:ascii="Times New Roman" w:hAnsi="Times New Roman"/>
+          <w:sz w:val="22"/>
+        </w:rPr>
+        <w:t>FOR EACH ROW</w:t>
+      </w:r>
+    </w:p>
+    <w:p>
+      <w:pPr>
+        <w:spacing w:after="120"/>
+      </w:pPr>
+      <w:r>
+        <w:rPr>
+          <w:rFonts w:ascii="Times New Roman" w:hAnsi="Times New Roman"/>
+          <w:sz w:val="22"/>
+        </w:rPr>
+        <w:t>BEGIN</w:t>
+      </w:r>
+    </w:p>
+    <w:p>
+      <w:pPr>
+        <w:spacing w:after="120"/>
+      </w:pPr>
+      <w:r>
+        <w:rPr>
+          <w:rFonts w:ascii="Times New Roman" w:hAnsi="Times New Roman"/>
+          <w:sz w:val="22"/>
+        </w:rPr>
+        <w:t>IF OLD.status &lt;&gt; NEW.status THEN</w:t>
+      </w:r>
+    </w:p>
+    <w:p>
+      <w:pPr>
+        <w:spacing w:after="120"/>
+      </w:pPr>
+      <w:r>
+        <w:rPr>
+          <w:rFonts w:ascii="Times New Roman" w:hAnsi="Times New Roman"/>
+          <w:sz w:val="22"/>
+        </w:rPr>
+        <w:t>INSERT INTO STATUS_AUDIT_LOG (app_id, old_status, new_status, changed_at)</w:t>
+      </w:r>
+    </w:p>
+    <w:p>
+      <w:pPr>
+        <w:spacing w:after="120"/>
+      </w:pPr>
+      <w:r>
+        <w:rPr>
+          <w:rFonts w:ascii="Times New Roman" w:hAnsi="Times New Roman"/>
+          <w:sz w:val="22"/>
+        </w:rPr>
+        <w:t>VALUES (NEW.app_id, OLD.status, NEW.status, NOW());</w:t>
+      </w:r>
+    </w:p>
+    <w:p>
+      <w:pPr>
+        <w:spacing w:after="120"/>
+      </w:pPr>
+      <w:r>
+        <w:rPr>
+          <w:rFonts w:ascii="Times New Roman" w:hAnsi="Times New Roman"/>
+          <w:sz w:val="22"/>
+        </w:rPr>
+        <w:t>END IF;</w:t>
+      </w:r>
+    </w:p>
+    <w:p>
+      <w:pPr>
+        <w:spacing w:after="120"/>
+      </w:pPr>
+      <w:r>
+        <w:rPr>
+          <w:rFonts w:ascii="Times New Roman" w:hAnsi="Times New Roman"/>
+          <w:sz w:val="22"/>
+        </w:rPr>
+        <w:t>END;</w:t>
+      </w:r>
+    </w:p>
+    <w:p>
+      <w:pPr>
+        <w:spacing w:after="120"/>
+      </w:pPr>
+      <w:r>
+        <w:rPr>
+          <w:rFonts w:ascii="Times New Roman" w:hAnsi="Times New Roman"/>
+          <w:sz w:val="22"/>
+        </w:rPr>
+        <w:t>```</w:t>
+      </w:r>
+    </w:p>
+    <w:p>
+      <w:pPr>
+        <w:spacing w:after="120"/>
+      </w:pPr>
+      <w:r>
+        <w:rPr>
+          <w:rFonts w:ascii="Times New Roman" w:hAnsi="Times New Roman"/>
+          <w:sz w:val="22"/>
+        </w:rPr>
+        <w:t>This provides a tamper-evident audit trail. Even if a developer bypasses application code and runs a direct SQL UPDATE, the trigger still fires and records the change.</w:t>
+      </w:r>
+    </w:p>
+    <w:p>
+      <w:pPr>
+        <w:spacing w:before="120" w:after="120"/>
+      </w:pPr>
+    </w:p>
+    <w:p>
+      <w:pPr>
+        <w:pStyle w:val="Heading3"/>
+        <w:spacing w:before="200" w:after="80"/>
+      </w:pPr>
+      <w:r>
+        <w:rPr>
+          <w:rFonts w:ascii="Times New Roman" w:hAnsi="Times New Roman"/>
+          <w:b/>
+          <w:color w:val="003366"/>
+          <w:sz w:val="22"/>
+        </w:rPr>
+        <w:t>3.6.7 Real-Time Notifications Using Server-Sent Events (SSE)</w:t>
+      </w:r>
+    </w:p>
+    <w:p>
+      <w:pPr>
+        <w:spacing w:after="120"/>
+      </w:pPr>
+      <w:r>
+        <w:rPr>
+          <w:rFonts w:ascii="Times New Roman" w:hAnsi="Times New Roman"/>
+          <w:sz w:val="22"/>
+        </w:rPr>
+        <w:t>The system implements real-time push notifications using **Server-Sent Events** rather than WebSockets, for simplicity and compatibility:</w:t>
+      </w:r>
+    </w:p>
+    <w:p>
+      <w:pPr>
+        <w:spacing w:after="120"/>
+      </w:pPr>
+      <w:r>
+        <w:rPr>
+          <w:rFonts w:ascii="Times New Roman" w:hAnsi="Times New Roman"/>
+          <w:sz w:val="22"/>
+        </w:rPr>
+        <w:t>1. On login, each client opens a persistent HTTP connection to `GET /api/stream?userId=&lt;email&gt;`.</w:t>
+      </w:r>
+    </w:p>
+    <w:p>
+      <w:pPr>
+        <w:spacing w:after="120"/>
+      </w:pPr>
+      <w:r>
+        <w:rPr>
+          <w:rFonts w:ascii="Times New Roman" w:hAnsi="Times New Roman"/>
+          <w:sz w:val="22"/>
+        </w:rPr>
+        <w:t>2. The server registers the client's response stream in an in-memory `Map&lt;userId, res&gt;`.</w:t>
+      </w:r>
+    </w:p>
+    <w:p>
+      <w:pPr>
+        <w:spacing w:after="120"/>
+      </w:pPr>
+      <w:r>
+        <w:rPr>
+          <w:rFonts w:ascii="Times New Roman" w:hAnsi="Times New Roman"/>
+          <w:sz w:val="22"/>
+        </w:rPr>
+        <w:t>3. When a significant event occurs (e.g., student applies for a job), the backend:</w:t>
+      </w:r>
+    </w:p>
+    <w:p>
+      <w:pPr>
+        <w:pStyle w:val="ListBullet"/>
+        <w:spacing w:after="40"/>
+      </w:pPr>
+      <w:r>
+        <w:rPr>
+          <w:rFonts w:ascii="Times New Roman" w:hAnsi="Times New Roman"/>
+          <w:sz w:val="22"/>
+        </w:rPr>
+        <w:t>Inserts a row into the NOTIFICATION table.</w:t>
+      </w:r>
+    </w:p>
+    <w:p>
+      <w:pPr>
+        <w:pStyle w:val="ListBullet"/>
+        <w:spacing w:after="40"/>
+      </w:pPr>
+      <w:r>
+        <w:rPr>
+          <w:rFonts w:ascii="Times New Roman" w:hAnsi="Times New Roman"/>
+          <w:sz w:val="22"/>
+        </w:rPr>
+        <w:t>Calls `notifyUser(coordinatorEmail, event, payload)` which writes SSE data to the open stream.</w:t>
+      </w:r>
+    </w:p>
+    <w:p>
+      <w:pPr>
+        <w:spacing w:after="120"/>
+      </w:pPr>
+      <w:r>
+        <w:rPr>
+          <w:rFonts w:ascii="Times New Roman" w:hAnsi="Times New Roman"/>
+          <w:sz w:val="22"/>
+        </w:rPr>
+        <w:t>4. The frontend listens on the `EventSource` object and displays the badge/toast immediately.</w:t>
+      </w:r>
+    </w:p>
+    <w:p>
+      <w:pPr>
+        <w:spacing w:before="120" w:after="120"/>
+      </w:pPr>
+    </w:p>
+    <w:p>
+      <w:pPr>
+        <w:pStyle w:val="Heading3"/>
+        <w:spacing w:before="200" w:after="80"/>
+      </w:pPr>
+      <w:r>
+        <w:rPr>
+          <w:rFonts w:ascii="Times New Roman" w:hAnsi="Times New Roman"/>
+          <w:b/>
+          <w:color w:val="003366"/>
+          <w:sz w:val="22"/>
+        </w:rPr>
+        <w:t>3.6.8 Algorithm 1: Student Job Application Submission</w:t>
+      </w:r>
+    </w:p>
+    <w:p>
+      <w:pPr>
+        <w:spacing w:after="120"/>
+      </w:pPr>
+      <w:r>
+        <w:rPr>
+          <w:rFonts w:ascii="Times New Roman" w:hAnsi="Times New Roman"/>
+          <w:sz w:val="22"/>
+        </w:rPr>
+        <w:t>**Description:** When a student submits an application for a job, the system must validate eligibility, prevent duplicate submissions, and atomically insert the record. A concurrency lock (`FOR UPDATE`) is used to prevent race conditions on the job profile's eligibility criteria.</w:t>
+      </w:r>
+    </w:p>
+    <w:p>
+      <w:pPr>
+        <w:spacing w:after="120"/>
+      </w:pPr>
+      <w:r>
+        <w:rPr>
+          <w:rFonts w:ascii="Times New Roman" w:hAnsi="Times New Roman"/>
+          <w:sz w:val="22"/>
+        </w:rPr>
+        <w:t>**Input:**</w:t>
+      </w:r>
+    </w:p>
+    <w:p>
+      <w:pPr>
+        <w:pStyle w:val="ListBullet"/>
+        <w:spacing w:after="40"/>
+      </w:pPr>
+      <w:r>
+        <w:rPr>
+          <w:rFonts w:ascii="Times New Roman" w:hAnsi="Times New Roman"/>
+          <w:sz w:val="22"/>
+        </w:rPr>
+        <w:t>`student_id` — Extracted from validated JWT token</w:t>
+      </w:r>
+    </w:p>
+    <w:p>
+      <w:pPr>
+        <w:pStyle w:val="ListBullet"/>
+        <w:spacing w:after="40"/>
+      </w:pPr>
+      <w:r>
+        <w:rPr>
+          <w:rFonts w:ascii="Times New Roman" w:hAnsi="Times New Roman"/>
+          <w:sz w:val="22"/>
+        </w:rPr>
+        <w:t>`job_id` — Submitted by the student via the frontend form</w:t>
+      </w:r>
+    </w:p>
+    <w:p>
+      <w:pPr>
+        <w:spacing w:after="120"/>
+      </w:pPr>
+      <w:r>
+        <w:rPr>
+          <w:rFonts w:ascii="Times New Roman" w:hAnsi="Times New Roman"/>
+          <w:sz w:val="22"/>
+        </w:rPr>
+        <w:t>**Output:**</w:t>
+      </w:r>
+    </w:p>
+    <w:p>
+      <w:pPr>
+        <w:pStyle w:val="ListBullet"/>
+        <w:spacing w:after="40"/>
+      </w:pPr>
+      <w:r>
+        <w:rPr>
+          <w:rFonts w:ascii="Times New Roman" w:hAnsi="Times New Roman"/>
+          <w:sz w:val="22"/>
+        </w:rPr>
+        <w:t>Success: Application record inserted in APPLICATION table with status `'under_review'`</w:t>
+      </w:r>
+    </w:p>
+    <w:p>
+      <w:pPr>
+        <w:pStyle w:val="ListBullet"/>
+        <w:spacing w:after="40"/>
+      </w:pPr>
+      <w:r>
+        <w:rPr>
+          <w:rFonts w:ascii="Times New Roman" w:hAnsi="Times New Roman"/>
+          <w:sz w:val="22"/>
+        </w:rPr>
+        <w:t>Failure: Appropriate error message (ineligible, duplicate, or job not found)</w:t>
+      </w:r>
+    </w:p>
+    <w:p>
+      <w:pPr>
+        <w:spacing w:after="120"/>
+      </w:pPr>
+      <w:r>
+        <w:rPr>
+          <w:rFonts w:ascii="Times New Roman" w:hAnsi="Times New Roman"/>
+          <w:sz w:val="22"/>
+        </w:rPr>
+        <w:t>**Steps:**</w:t>
+      </w:r>
+    </w:p>
+    <w:p>
+      <w:pPr>
+        <w:pStyle w:val="ListBullet"/>
+        <w:spacing w:after="40"/>
+      </w:pPr>
+      <w:r>
+        <w:rPr>
+          <w:rFonts w:ascii="Times New Roman" w:hAnsi="Times New Roman"/>
+          <w:sz w:val="22"/>
+        </w:rPr>
+        <w:t>**Step 1:** Validate the JWT and extract `student_id` from `req.user.entityId`.</w:t>
+      </w:r>
+    </w:p>
+    <w:p>
+      <w:pPr>
+        <w:pStyle w:val="ListBullet"/>
+        <w:spacing w:after="40"/>
+      </w:pPr>
+      <w:r>
+        <w:rPr>
+          <w:rFonts w:ascii="Times New Roman" w:hAnsi="Times New Roman"/>
+          <w:sz w:val="22"/>
+        </w:rPr>
+        <w:t>**Step 2:** Query the STUDENT table to check `profile_status`. If status is `'placed'` or `'opted_out'`, reject the request with HTTP 403.</w:t>
+      </w:r>
+    </w:p>
+    <w:p>
+      <w:pPr>
+        <w:pStyle w:val="ListBullet"/>
+        <w:spacing w:after="40"/>
+      </w:pPr>
+      <w:r>
+        <w:rPr>
+          <w:rFonts w:ascii="Times New Roman" w:hAnsi="Times New Roman"/>
+          <w:sz w:val="22"/>
+        </w:rPr>
+        <w:t>**Step 3:** Acquire a row-level lock on JOB_PROFILE using `SELECT ... FOR UPDATE` to freeze eligibility criteria during the check.</w:t>
+      </w:r>
+    </w:p>
+    <w:p>
+      <w:pPr>
+        <w:pStyle w:val="ListBullet"/>
+        <w:spacing w:after="40"/>
+      </w:pPr>
+      <w:r>
+        <w:rPr>
+          <w:rFonts w:ascii="Times New Roman" w:hAnsi="Times New Roman"/>
+          <w:sz w:val="22"/>
+        </w:rPr>
+        <w:t>**Step 4:** Fetch the student's `cgpa` from the STUDENT table. Compare against `eligibility_cgpa` from JOB_PROFILE. If `student_cgpa &lt; eligibility_cgpa`, reject with HTTP 403 and descriptive error message.</w:t>
+      </w:r>
+    </w:p>
+    <w:p>
+      <w:pPr>
+        <w:pStyle w:val="ListBullet"/>
+        <w:spacing w:after="40"/>
+      </w:pPr>
+      <w:r>
+        <w:rPr>
+          <w:rFonts w:ascii="Times New Roman" w:hAnsi="Times New Roman"/>
+          <w:sz w:val="22"/>
+        </w:rPr>
+        <w:t>**Step 5:** Query APPLICATION table for an existing record with the same `(s_id, job_id)`. If found, reject with HTTP 400 ("Already applied").</w:t>
+      </w:r>
+    </w:p>
+    <w:p>
+      <w:pPr>
+        <w:pStyle w:val="ListBullet"/>
+        <w:spacing w:after="40"/>
+      </w:pPr>
+      <w:r>
+        <w:rPr>
+          <w:rFonts w:ascii="Times New Roman" w:hAnsi="Times New Roman"/>
+          <w:sz w:val="22"/>
+        </w:rPr>
+        <w:t>**Step 6:** Execute `INSERT INTO APPLICATION (s_id, job_id, applied_date, status) VALUES (?, ?, CURDATE(), 'under_review')`.</w:t>
+      </w:r>
+    </w:p>
+    <w:p>
+      <w:pPr>
+        <w:pStyle w:val="ListBullet"/>
+        <w:spacing w:after="40"/>
+      </w:pPr>
+      <w:r>
+        <w:rPr>
+          <w:rFonts w:ascii="Times New Roman" w:hAnsi="Times New Roman"/>
+          <w:sz w:val="22"/>
+        </w:rPr>
+        <w:t>**Step 7:** Query STUDENT, JOB_PROFILE, COMPANY, and PLACEMENT_COORDINATOR to build a notification message.</w:t>
+      </w:r>
+    </w:p>
+    <w:p>
+      <w:pPr>
+        <w:pStyle w:val="ListBullet"/>
+        <w:spacing w:after="40"/>
+      </w:pPr>
+      <w:r>
+        <w:rPr>
+          <w:rFonts w:ascii="Times New Roman" w:hAnsi="Times New Roman"/>
+          <w:sz w:val="22"/>
+        </w:rPr>
+        <w:t>**Step 8:** Insert a row into NOTIFICATION table for the assigned coordinator.</w:t>
+      </w:r>
+    </w:p>
+    <w:p>
+      <w:pPr>
+        <w:pStyle w:val="ListBullet"/>
+        <w:spacing w:after="40"/>
+      </w:pPr>
+      <w:r>
+        <w:rPr>
+          <w:rFonts w:ascii="Times New Roman" w:hAnsi="Times New Roman"/>
+          <w:sz w:val="22"/>
+        </w:rPr>
+        <w:t>**Step 9:** Push a real-time SSE event to the coordinator's active browser session.</w:t>
+      </w:r>
+    </w:p>
+    <w:p>
+      <w:pPr>
+        <w:pStyle w:val="ListBullet"/>
+        <w:spacing w:after="40"/>
+      </w:pPr>
+      <w:r>
+        <w:rPr>
+          <w:rFonts w:ascii="Times New Roman" w:hAnsi="Times New Roman"/>
+          <w:sz w:val="22"/>
+        </w:rPr>
+        <w:t>**Step 10:** Return HTTP 200 with `{ message: 'application submitted' }`.</w:t>
+      </w:r>
+    </w:p>
+    <w:p>
+      <w:pPr>
+        <w:spacing w:after="120"/>
+      </w:pPr>
+      <w:r>
+        <w:rPr>
+          <w:rFonts w:ascii="Times New Roman" w:hAnsi="Times New Roman"/>
+          <w:sz w:val="22"/>
+        </w:rPr>
+        <w:t>```</w:t>
+      </w:r>
+    </w:p>
+    <w:p>
+      <w:pPr>
+        <w:spacing w:after="120"/>
+      </w:pPr>
+      <w:r>
+        <w:rPr>
+          <w:rFonts w:ascii="Times New Roman" w:hAnsi="Times New Roman"/>
+          <w:sz w:val="22"/>
+        </w:rPr>
+        <w:t>Algorithm: STUDENT_APPLICATION_SUBMIT(student_id, job_id)</w:t>
+      </w:r>
+    </w:p>
+    <w:p>
+      <w:pPr>
+        <w:spacing w:after="120"/>
+      </w:pPr>
+      <w:r>
+        <w:rPr>
+          <w:rFonts w:ascii="Times New Roman" w:hAnsi="Times New Roman"/>
+          <w:sz w:val="22"/>
+        </w:rPr>
+        <w:t>─────────────────────────────────────────────────────────</w:t>
+      </w:r>
+    </w:p>
+    <w:p>
+      <w:pPr>
+        <w:spacing w:after="120"/>
+      </w:pPr>
+      <w:r>
+        <w:rPr>
+          <w:rFonts w:ascii="Times New Roman" w:hAnsi="Times New Roman"/>
+          <w:sz w:val="22"/>
+        </w:rPr>
+        <w:t>INPUT  : student_id (from JWT), job_id (from request body)</w:t>
+      </w:r>
+    </w:p>
+    <w:p>
+      <w:pPr>
+        <w:spacing w:after="120"/>
+      </w:pPr>
+      <w:r>
+        <w:rPr>
+          <w:rFonts w:ascii="Times New Roman" w:hAnsi="Times New Roman"/>
+          <w:sz w:val="22"/>
+        </w:rPr>
+        <w:t>OUTPUT : Success or Error response</w:t>
+      </w:r>
+    </w:p>
+    <w:p>
+      <w:pPr>
+        <w:spacing w:after="120"/>
+      </w:pPr>
+      <w:r>
+        <w:rPr>
+          <w:rFonts w:ascii="Times New Roman" w:hAnsi="Times New Roman"/>
+          <w:sz w:val="22"/>
+        </w:rPr>
+        <w:t>BEGIN</w:t>
+      </w:r>
+    </w:p>
+    <w:p>
+      <w:pPr>
+        <w:spacing w:after="120"/>
+      </w:pPr>
+      <w:r>
+        <w:rPr>
+          <w:rFonts w:ascii="Times New Roman" w:hAnsi="Times New Roman"/>
+          <w:sz w:val="22"/>
+        </w:rPr>
+        <w:t>student ← QUERY("SELECT profile_status FROM STUDENT WHERE s_id = ?", student_id)</w:t>
+      </w:r>
+    </w:p>
+    <w:p>
+      <w:pPr>
+        <w:spacing w:after="120"/>
+      </w:pPr>
+      <w:r>
+        <w:rPr>
+          <w:rFonts w:ascii="Times New Roman" w:hAnsi="Times New Roman"/>
+          <w:sz w:val="22"/>
+        </w:rPr>
+        <w:t>IF student.profile_status IN ('placed', 'opted_out') THEN</w:t>
+      </w:r>
+    </w:p>
+    <w:p>
+      <w:pPr>
+        <w:spacing w:after="120"/>
+      </w:pPr>
+      <w:r>
+        <w:rPr>
+          <w:rFonts w:ascii="Times New Roman" w:hAnsi="Times New Roman"/>
+          <w:sz w:val="22"/>
+        </w:rPr>
+        <w:t>RETURN Error(403, "Already placed or opted out")</w:t>
+      </w:r>
+    </w:p>
+    <w:p>
+      <w:pPr>
+        <w:spacing w:after="120"/>
+      </w:pPr>
+      <w:r>
+        <w:rPr>
+          <w:rFonts w:ascii="Times New Roman" w:hAnsi="Times New Roman"/>
+          <w:sz w:val="22"/>
+        </w:rPr>
+        <w:t>END IF</w:t>
+      </w:r>
+    </w:p>
+    <w:p>
+      <w:pPr>
+        <w:spacing w:after="120"/>
+      </w:pPr>
+      <w:r>
+        <w:rPr>
+          <w:rFonts w:ascii="Times New Roman" w:hAnsi="Times New Roman"/>
+          <w:sz w:val="22"/>
+        </w:rPr>
+        <w:t>job ← QUERY("SELECT eligibility_cgpa FROM JOB_PROFILE WHERE job_id = ? FOR UPDATE", job_id)</w:t>
+      </w:r>
+    </w:p>
+    <w:p>
+      <w:pPr>
+        <w:spacing w:after="120"/>
+      </w:pPr>
+      <w:r>
+        <w:rPr>
+          <w:rFonts w:ascii="Times New Roman" w:hAnsi="Times New Roman"/>
+          <w:sz w:val="22"/>
+        </w:rPr>
+        <w:t>IF job NOT FOUND THEN RETURN Error(404, "Job not found") END IF</w:t>
+      </w:r>
+    </w:p>
+    <w:p>
+      <w:pPr>
+        <w:spacing w:after="120"/>
+      </w:pPr>
+      <w:r>
+        <w:rPr>
+          <w:rFonts w:ascii="Times New Roman" w:hAnsi="Times New Roman"/>
+          <w:sz w:val="22"/>
+        </w:rPr>
+        <w:t>studentData ← QUERY("SELECT cgpa FROM STUDENT WHERE s_id = ?", student_id)</w:t>
+      </w:r>
+    </w:p>
+    <w:p>
+      <w:pPr>
+        <w:spacing w:after="120"/>
+      </w:pPr>
+      <w:r>
+        <w:rPr>
+          <w:rFonts w:ascii="Times New Roman" w:hAnsi="Times New Roman"/>
+          <w:sz w:val="22"/>
+        </w:rPr>
+        <w:t>IF studentData.cgpa &lt; job.eligibility_cgpa THEN</w:t>
+      </w:r>
+    </w:p>
+    <w:p>
+      <w:pPr>
+        <w:spacing w:after="120"/>
+      </w:pPr>
+      <w:r>
+        <w:rPr>
+          <w:rFonts w:ascii="Times New Roman" w:hAnsi="Times New Roman"/>
+          <w:sz w:val="22"/>
+        </w:rPr>
+        <w:t>RETURN Error(403, "CGPA does not meet criteria")</w:t>
+      </w:r>
+    </w:p>
+    <w:p>
+      <w:pPr>
+        <w:spacing w:after="120"/>
+      </w:pPr>
+      <w:r>
+        <w:rPr>
+          <w:rFonts w:ascii="Times New Roman" w:hAnsi="Times New Roman"/>
+          <w:sz w:val="22"/>
+        </w:rPr>
+        <w:t>END IF</w:t>
+      </w:r>
+    </w:p>
+    <w:p>
+      <w:pPr>
+        <w:spacing w:after="120"/>
+      </w:pPr>
+      <w:r>
+        <w:rPr>
+          <w:rFonts w:ascii="Times New Roman" w:hAnsi="Times New Roman"/>
+          <w:sz w:val="22"/>
+        </w:rPr>
+        <w:t>existing ← QUERY("SELECT app_id FROM APPLICATION WHERE s_id = ? AND job_id = ?",</w:t>
+      </w:r>
+    </w:p>
+    <w:p>
+      <w:pPr>
+        <w:spacing w:after="120"/>
+      </w:pPr>
+      <w:r>
+        <w:rPr>
+          <w:rFonts w:ascii="Times New Roman" w:hAnsi="Times New Roman"/>
+          <w:sz w:val="22"/>
+        </w:rPr>
+        <w:t>student_id, job_id)</w:t>
+      </w:r>
+    </w:p>
+    <w:p>
+      <w:pPr>
+        <w:spacing w:after="120"/>
+      </w:pPr>
+      <w:r>
+        <w:rPr>
+          <w:rFonts w:ascii="Times New Roman" w:hAnsi="Times New Roman"/>
+          <w:sz w:val="22"/>
+        </w:rPr>
+        <w:t>IF existing FOUND THEN RETURN Error(400, "Already applied") END IF</w:t>
+      </w:r>
+    </w:p>
+    <w:p>
+      <w:pPr>
+        <w:spacing w:after="120"/>
+      </w:pPr>
+      <w:r>
+        <w:rPr>
+          <w:rFonts w:ascii="Times New Roman" w:hAnsi="Times New Roman"/>
+          <w:sz w:val="22"/>
+        </w:rPr>
+        <w:t>EXECUTE("INSERT INTO APPLICATION (s_id, job_id, applied_date, status)</w:t>
+      </w:r>
+    </w:p>
+    <w:p>
+      <w:pPr>
+        <w:spacing w:after="120"/>
+      </w:pPr>
+      <w:r>
+        <w:rPr>
+          <w:rFonts w:ascii="Times New Roman" w:hAnsi="Times New Roman"/>
+          <w:sz w:val="22"/>
+        </w:rPr>
+        <w:t>VALUES (?, ?, CURDATE(), 'under_review')", student_id, job_id)</w:t>
+      </w:r>
+    </w:p>
+    <w:p>
+      <w:pPr>
+        <w:spacing w:after="120"/>
+      </w:pPr>
+      <w:r>
+        <w:rPr>
+          <w:rFonts w:ascii="Times New Roman" w:hAnsi="Times New Roman"/>
+          <w:sz w:val="22"/>
+        </w:rPr>
+        <w:t>NOTIFY coordinator via NOTIFICATION table and SSE push</w:t>
+      </w:r>
+    </w:p>
+    <w:p>
+      <w:pPr>
+        <w:spacing w:after="120"/>
+      </w:pPr>
+      <w:r>
+        <w:rPr>
+          <w:rFonts w:ascii="Times New Roman" w:hAnsi="Times New Roman"/>
+          <w:sz w:val="22"/>
+        </w:rPr>
+        <w:t>RETURN Success(200, "Application submitted")</w:t>
+      </w:r>
+    </w:p>
+    <w:p>
+      <w:pPr>
+        <w:spacing w:after="120"/>
+      </w:pPr>
+      <w:r>
+        <w:rPr>
+          <w:rFonts w:ascii="Times New Roman" w:hAnsi="Times New Roman"/>
+          <w:sz w:val="22"/>
+        </w:rPr>
+        <w:t>END</w:t>
+      </w:r>
+    </w:p>
+    <w:p>
+      <w:pPr>
+        <w:spacing w:after="120"/>
+      </w:pPr>
+      <w:r>
+        <w:rPr>
+          <w:rFonts w:ascii="Times New Roman" w:hAnsi="Times New Roman"/>
+          <w:sz w:val="22"/>
+        </w:rPr>
+        <w:t>```</w:t>
+      </w:r>
+    </w:p>
+    <w:p>
+      <w:pPr>
+        <w:spacing w:before="120" w:after="120"/>
+      </w:pPr>
+    </w:p>
+    <w:p>
+      <w:pPr>
+        <w:pStyle w:val="Heading3"/>
+        <w:spacing w:before="200" w:after="80"/>
+      </w:pPr>
+      <w:r>
+        <w:rPr>
+          <w:rFonts w:ascii="Times New Roman" w:hAnsi="Times New Roman"/>
+          <w:b/>
+          <w:color w:val="003366"/>
+          <w:sz w:val="22"/>
+        </w:rPr>
+        <w:t>3.6.9 Algorithm 2: Resume Upload and ATS Scoring</w:t>
+      </w:r>
+    </w:p>
+    <w:p>
+      <w:pPr>
+        <w:spacing w:after="120"/>
+      </w:pPr>
+      <w:r>
+        <w:rPr>
+          <w:rFonts w:ascii="Times New Roman" w:hAnsi="Times New Roman"/>
+          <w:sz w:val="22"/>
+        </w:rPr>
+        <w:t>**Description:** A student uploads a PDF resume and selects a target job role. The system extracts text from the PDF, runs a keyword-matching algorithm against a role-specific keyword dictionary, calculates an ATS score, and saves the results to the RESUME table.</w:t>
+      </w:r>
+    </w:p>
+    <w:p>
+      <w:pPr>
+        <w:spacing w:after="120"/>
+      </w:pPr>
+      <w:r>
+        <w:rPr>
+          <w:rFonts w:ascii="Times New Roman" w:hAnsi="Times New Roman"/>
+          <w:sz w:val="22"/>
+        </w:rPr>
+        <w:t>**Input:**</w:t>
+      </w:r>
+    </w:p>
+    <w:p>
+      <w:pPr>
+        <w:pStyle w:val="ListBullet"/>
+        <w:spacing w:after="40"/>
+      </w:pPr>
+      <w:r>
+        <w:rPr>
+          <w:rFonts w:ascii="Times New Roman" w:hAnsi="Times New Roman"/>
+          <w:sz w:val="22"/>
+        </w:rPr>
+        <w:t>`resume` — Uploaded PDF file (multipart/form-data, max 5 MB)</w:t>
+      </w:r>
+    </w:p>
+    <w:p>
+      <w:pPr>
+        <w:pStyle w:val="ListBullet"/>
+        <w:spacing w:after="40"/>
+      </w:pPr>
+      <w:r>
+        <w:rPr>
+          <w:rFonts w:ascii="Times New Roman" w:hAnsi="Times New Roman"/>
+          <w:sz w:val="22"/>
+        </w:rPr>
+        <w:t>`jobRole` — Selected target job role (e.g., "Software Engineer", "Data Analyst")</w:t>
+      </w:r>
+    </w:p>
+    <w:p>
+      <w:pPr>
+        <w:pStyle w:val="ListBullet"/>
+        <w:spacing w:after="40"/>
+      </w:pPr>
+      <w:r>
+        <w:rPr>
+          <w:rFonts w:ascii="Times New Roman" w:hAnsi="Times New Roman"/>
+          <w:sz w:val="22"/>
+        </w:rPr>
+        <w:t>`versionLabel` — Optional label for resume versioning (e.g., "v1", "v2")</w:t>
+      </w:r>
+    </w:p>
+    <w:p>
+      <w:pPr>
+        <w:spacing w:after="120"/>
+      </w:pPr>
+      <w:r>
+        <w:rPr>
+          <w:rFonts w:ascii="Times New Roman" w:hAnsi="Times New Roman"/>
+          <w:sz w:val="22"/>
+        </w:rPr>
+        <w:t>**Output:**</w:t>
+      </w:r>
+    </w:p>
+    <w:p>
+      <w:pPr>
+        <w:pStyle w:val="ListBullet"/>
+        <w:spacing w:after="40"/>
+      </w:pPr>
+      <w:r>
+        <w:rPr>
+          <w:rFonts w:ascii="Times New Roman" w:hAnsi="Times New Roman"/>
+          <w:sz w:val="22"/>
+        </w:rPr>
+        <w:t>`ats_score` — Numerical ATS score (0–100)</w:t>
+      </w:r>
+    </w:p>
+    <w:p>
+      <w:pPr>
+        <w:pStyle w:val="ListBullet"/>
+        <w:spacing w:after="40"/>
+      </w:pPr>
+      <w:r>
+        <w:rPr>
+          <w:rFonts w:ascii="Times New Roman" w:hAnsi="Times New Roman"/>
+          <w:sz w:val="22"/>
+        </w:rPr>
+        <w:t>`grade` — Letter grade (A, B, C, D)</w:t>
+      </w:r>
+    </w:p>
+    <w:p>
+      <w:pPr>
+        <w:pStyle w:val="ListBullet"/>
+        <w:spacing w:after="40"/>
+      </w:pPr>
+      <w:r>
+        <w:rPr>
+          <w:rFonts w:ascii="Times New Roman" w:hAnsi="Times New Roman"/>
+          <w:sz w:val="22"/>
+        </w:rPr>
+        <w:t>`foundKeywords` — List of matched keywords</w:t>
+      </w:r>
+    </w:p>
+    <w:p>
+      <w:pPr>
+        <w:pStyle w:val="ListBullet"/>
+        <w:spacing w:after="40"/>
+      </w:pPr>
+      <w:r>
+        <w:rPr>
+          <w:rFonts w:ascii="Times New Roman" w:hAnsi="Times New Roman"/>
+          <w:sz w:val="22"/>
+        </w:rPr>
+        <w:t>`missingKeywords` — List of keywords not found in resume</w:t>
+      </w:r>
+    </w:p>
+    <w:p>
+      <w:pPr>
+        <w:pStyle w:val="ListBullet"/>
+        <w:spacing w:after="40"/>
+      </w:pPr>
+      <w:r>
+        <w:rPr>
+          <w:rFonts w:ascii="Times New Roman" w:hAnsi="Times New Roman"/>
+          <w:sz w:val="22"/>
+        </w:rPr>
+        <w:t>Stored row in RESUME table with all ATS results</w:t>
+      </w:r>
+    </w:p>
+    <w:p>
+      <w:pPr>
+        <w:spacing w:after="120"/>
+      </w:pPr>
+      <w:r>
+        <w:rPr>
+          <w:rFonts w:ascii="Times New Roman" w:hAnsi="Times New Roman"/>
+          <w:sz w:val="22"/>
+        </w:rPr>
+        <w:t>**Steps:**</w:t>
+      </w:r>
+    </w:p>
+    <w:p>
+      <w:pPr>
+        <w:pStyle w:val="ListBullet"/>
+        <w:spacing w:after="40"/>
+      </w:pPr>
+      <w:r>
+        <w:rPr>
+          <w:rFonts w:ascii="Times New Roman" w:hAnsi="Times New Roman"/>
+          <w:sz w:val="22"/>
+        </w:rPr>
+        <w:t>**Step 1:** Validate JWT; confirm the user has role `'student'`.</w:t>
+      </w:r>
+    </w:p>
+    <w:p>
+      <w:pPr>
+        <w:pStyle w:val="ListBullet"/>
+        <w:spacing w:after="40"/>
+      </w:pPr>
+      <w:r>
+        <w:rPr>
+          <w:rFonts w:ascii="Times New Roman" w:hAnsi="Times New Roman"/>
+          <w:sz w:val="22"/>
+        </w:rPr>
+        <w:t>**Step 2:** Receive PDF via Multer middleware; validate MIME type is `application/pdf`. Reject non-PDF files.</w:t>
+      </w:r>
+    </w:p>
+    <w:p>
+      <w:pPr>
+        <w:pStyle w:val="ListBullet"/>
+        <w:spacing w:after="40"/>
+      </w:pPr>
+      <w:r>
+        <w:rPr>
+          <w:rFonts w:ascii="Times New Roman" w:hAnsi="Times New Roman"/>
+          <w:sz w:val="22"/>
+        </w:rPr>
+        <w:t>**Step 3:** Read file buffer from disk and pass to `pdf-parse` library to extract raw text string.</w:t>
+      </w:r>
+    </w:p>
+    <w:p>
+      <w:pPr>
+        <w:pStyle w:val="ListBullet"/>
+        <w:spacing w:after="40"/>
+      </w:pPr>
+      <w:r>
+        <w:rPr>
+          <w:rFonts w:ascii="Times New Roman" w:hAnsi="Times New Roman"/>
+          <w:sz w:val="22"/>
+        </w:rPr>
+        <w:t>**Step 4:** Validate extracted text length ≥ 50 characters. If too short or unreadable (scanned image), reject and delete temp file.</w:t>
+      </w:r>
+    </w:p>
+    <w:p>
+      <w:pPr>
+        <w:pStyle w:val="ListBullet"/>
+        <w:spacing w:after="40"/>
+      </w:pPr>
+      <w:r>
+        <w:rPr>
+          <w:rFonts w:ascii="Times New Roman" w:hAnsi="Times New Roman"/>
+          <w:sz w:val="22"/>
+        </w:rPr>
+        <w:t>**Step 5:** Pass `(resumeText, jobRole)` to `calculateATSScore()` function in `server/utils/atsScoring.js`.</w:t>
+      </w:r>
+    </w:p>
+    <w:p>
+      <w:pPr>
+        <w:pStyle w:val="ListBullet"/>
+        <w:spacing w:after="40"/>
+      </w:pPr>
+      <w:r>
+        <w:rPr>
+          <w:rFonts w:ascii="Times New Roman" w:hAnsi="Times New Roman"/>
+          <w:sz w:val="22"/>
+        </w:rPr>
+        <w:t>Sub-step 5a: Tokenize resume text to lowercase words.</w:t>
+      </w:r>
+    </w:p>
+    <w:p>
+      <w:pPr>
+        <w:pStyle w:val="ListBullet"/>
+        <w:spacing w:after="40"/>
+      </w:pPr>
+      <w:r>
+        <w:rPr>
+          <w:rFonts w:ascii="Times New Roman" w:hAnsi="Times New Roman"/>
+          <w:sz w:val="22"/>
+        </w:rPr>
+        <w:t>Sub-step 5b: Load role-specific required keyword list for the selected `jobRole`.</w:t>
+      </w:r>
+    </w:p>
+    <w:p>
+      <w:pPr>
+        <w:pStyle w:val="ListBullet"/>
+        <w:spacing w:after="40"/>
+      </w:pPr>
+      <w:r>
+        <w:rPr>
+          <w:rFonts w:ascii="Times New Roman" w:hAnsi="Times New Roman"/>
+          <w:sz w:val="22"/>
+        </w:rPr>
+        <w:t>Sub-step 5c: For each keyword in the list, check if it appears in the token set.</w:t>
+      </w:r>
+    </w:p>
+    <w:p>
+      <w:pPr>
+        <w:pStyle w:val="ListBullet"/>
+        <w:spacing w:after="40"/>
+      </w:pPr>
+      <w:r>
+        <w:rPr>
+          <w:rFonts w:ascii="Times New Roman" w:hAnsi="Times New Roman"/>
+          <w:sz w:val="22"/>
+        </w:rPr>
+        <w:t>Sub-step 5d: Calculate `matchPercentage = (foundCount / totalKeywords) × 100`.</w:t>
+      </w:r>
+    </w:p>
+    <w:p>
+      <w:pPr>
+        <w:pStyle w:val="ListBullet"/>
+        <w:spacing w:after="40"/>
+      </w:pPr>
+      <w:r>
+        <w:rPr>
+          <w:rFonts w:ascii="Times New Roman" w:hAnsi="Times New Roman"/>
+          <w:sz w:val="22"/>
+        </w:rPr>
+        <w:t>Sub-step 5e: Apply weighted bonus scoring for structure checks (sections like "Education", "Projects", "Skills").</w:t>
+      </w:r>
+    </w:p>
+    <w:p>
+      <w:pPr>
+        <w:pStyle w:val="ListBullet"/>
+        <w:spacing w:after="40"/>
+      </w:pPr>
+      <w:r>
+        <w:rPr>
+          <w:rFonts w:ascii="Times New Roman" w:hAnsi="Times New Roman"/>
+          <w:sz w:val="22"/>
+        </w:rPr>
+        <w:t>Sub-step 5f: Assign letter grade: A (≥80%), B (≥65%), C (≥50%), D (&lt;50%).</w:t>
+      </w:r>
+    </w:p>
+    <w:p>
+      <w:pPr>
+        <w:pStyle w:val="ListBullet"/>
+        <w:spacing w:after="40"/>
+      </w:pPr>
+      <w:r>
+        <w:rPr>
+          <w:rFonts w:ascii="Times New Roman" w:hAnsi="Times New Roman"/>
+          <w:sz w:val="22"/>
+        </w:rPr>
+        <w:t>**Step 6:** Dynamically check if `role_targeted`, `keywords_found`, `keywords_missing` columns exist in RESUME table.</w:t>
+      </w:r>
+    </w:p>
+    <w:p>
+      <w:pPr>
+        <w:pStyle w:val="ListBullet"/>
+        <w:spacing w:after="40"/>
+      </w:pPr>
+      <w:r>
+        <w:rPr>
+          <w:rFonts w:ascii="Times New Roman" w:hAnsi="Times New Roman"/>
+          <w:sz w:val="22"/>
+        </w:rPr>
+        <w:t>**Step 7:** Execute `INSERT INTO RESUME` with `s_id`, `file_url`, `ats_score`, `uploaded_on`, `version_label`, `keywords_found (JSON)`, `keywords_missing (JSON)`.</w:t>
+      </w:r>
+    </w:p>
+    <w:p>
+      <w:pPr>
+        <w:pStyle w:val="ListBullet"/>
+        <w:spacing w:after="40"/>
+      </w:pPr>
+      <w:r>
+        <w:rPr>
+          <w:rFonts w:ascii="Times New Roman" w:hAnsi="Times New Roman"/>
+          <w:sz w:val="22"/>
+        </w:rPr>
+        <w:t>**Step 8:** Delete the temporary uploaded file from disk.</w:t>
+      </w:r>
+    </w:p>
+    <w:p>
+      <w:pPr>
+        <w:pStyle w:val="ListBullet"/>
+        <w:spacing w:after="40"/>
+      </w:pPr>
+      <w:r>
+        <w:rPr>
+          <w:rFonts w:ascii="Times New Roman" w:hAnsi="Times New Roman"/>
+          <w:sz w:val="22"/>
+        </w:rPr>
+        <w:t>**Step 9:** Return JSON response with score, grade, breakdown, foundKeywords, missingKeywords, and resume_id.</w:t>
+      </w:r>
+    </w:p>
+    <w:p>
+      <w:pPr>
+        <w:spacing w:after="120"/>
+      </w:pPr>
+      <w:r>
+        <w:rPr>
+          <w:rFonts w:ascii="Times New Roman" w:hAnsi="Times New Roman"/>
+          <w:sz w:val="22"/>
+        </w:rPr>
+        <w:t>```</w:t>
+      </w:r>
+    </w:p>
+    <w:p>
+      <w:pPr>
+        <w:spacing w:after="120"/>
+      </w:pPr>
+      <w:r>
+        <w:rPr>
+          <w:rFonts w:ascii="Times New Roman" w:hAnsi="Times New Roman"/>
+          <w:sz w:val="22"/>
+        </w:rPr>
+        <w:t>Algorithm: ATS_RESUME_SCORE(pdf_file, jobRole, student_id)</w:t>
+      </w:r>
+    </w:p>
+    <w:p>
+      <w:pPr>
+        <w:spacing w:after="120"/>
+      </w:pPr>
+      <w:r>
+        <w:rPr>
+          <w:rFonts w:ascii="Times New Roman" w:hAnsi="Times New Roman"/>
+          <w:sz w:val="22"/>
+        </w:rPr>
+        <w:t>──────────────────────────────────────────────────────────</w:t>
+      </w:r>
+    </w:p>
+    <w:p>
+      <w:pPr>
+        <w:spacing w:after="120"/>
+      </w:pPr>
+      <w:r>
+        <w:rPr>
+          <w:rFonts w:ascii="Times New Roman" w:hAnsi="Times New Roman"/>
+          <w:sz w:val="22"/>
+        </w:rPr>
+        <w:t>INPUT  : pdf_file (binary), jobRole (string), student_id (int)</w:t>
+      </w:r>
+    </w:p>
+    <w:p>
+      <w:pPr>
+        <w:spacing w:after="120"/>
+      </w:pPr>
+      <w:r>
+        <w:rPr>
+          <w:rFonts w:ascii="Times New Roman" w:hAnsi="Times New Roman"/>
+          <w:sz w:val="22"/>
+        </w:rPr>
+        <w:t>OUTPUT : ats_score, grade, foundKeywords, missingKeywords, resume_id</w:t>
+      </w:r>
+    </w:p>
+    <w:p>
+      <w:pPr>
+        <w:spacing w:after="120"/>
+      </w:pPr>
+      <w:r>
+        <w:rPr>
+          <w:rFonts w:ascii="Times New Roman" w:hAnsi="Times New Roman"/>
+          <w:sz w:val="22"/>
+        </w:rPr>
+        <w:t>BEGIN</w:t>
+      </w:r>
+    </w:p>
+    <w:p>
+      <w:pPr>
+        <w:spacing w:after="120"/>
+      </w:pPr>
+      <w:r>
+        <w:rPr>
+          <w:rFonts w:ascii="Times New Roman" w:hAnsi="Times New Roman"/>
+          <w:sz w:val="22"/>
+        </w:rPr>
+        <w:t>VALIDATE file.mimetype == 'application/pdf'</w:t>
+      </w:r>
+    </w:p>
+    <w:p>
+      <w:pPr>
+        <w:spacing w:after="120"/>
+      </w:pPr>
+      <w:r>
+        <w:rPr>
+          <w:rFonts w:ascii="Times New Roman" w:hAnsi="Times New Roman"/>
+          <w:sz w:val="22"/>
+        </w:rPr>
+        <w:t>resumeText ← PDF_PARSE(pdf_file).extractText()</w:t>
+      </w:r>
+    </w:p>
+    <w:p>
+      <w:pPr>
+        <w:spacing w:after="120"/>
+      </w:pPr>
+      <w:r>
+        <w:rPr>
+          <w:rFonts w:ascii="Times New Roman" w:hAnsi="Times New Roman"/>
+          <w:sz w:val="22"/>
+        </w:rPr>
+        <w:t>IF LENGTH(resumeText) &lt; 50 THEN</w:t>
+      </w:r>
+    </w:p>
+    <w:p>
+      <w:pPr>
+        <w:spacing w:after="120"/>
+      </w:pPr>
+      <w:r>
+        <w:rPr>
+          <w:rFonts w:ascii="Times New Roman" w:hAnsi="Times New Roman"/>
+          <w:sz w:val="22"/>
+        </w:rPr>
+        <w:t>DELETE temp file</w:t>
+      </w:r>
+    </w:p>
+    <w:p>
+      <w:pPr>
+        <w:spacing w:after="120"/>
+      </w:pPr>
+      <w:r>
+        <w:rPr>
+          <w:rFonts w:ascii="Times New Roman" w:hAnsi="Times New Roman"/>
+          <w:sz w:val="22"/>
+        </w:rPr>
+        <w:t>RETURN Error(400, "Unreadable PDF")</w:t>
+      </w:r>
+    </w:p>
+    <w:p>
+      <w:pPr>
+        <w:spacing w:after="120"/>
+      </w:pPr>
+      <w:r>
+        <w:rPr>
+          <w:rFonts w:ascii="Times New Roman" w:hAnsi="Times New Roman"/>
+          <w:sz w:val="22"/>
+        </w:rPr>
+        <w:t>END IF</w:t>
+      </w:r>
+    </w:p>
+    <w:p>
+      <w:pPr>
+        <w:spacing w:after="120"/>
+      </w:pPr>
+      <w:r>
+        <w:rPr>
+          <w:rFonts w:ascii="Times New Roman" w:hAnsi="Times New Roman"/>
+          <w:sz w:val="22"/>
+        </w:rPr>
+        <w:t>keywordList ← LOAD_KEYWORDS_FOR_ROLE(jobRole)</w:t>
+      </w:r>
+    </w:p>
+    <w:p>
+      <w:pPr>
+        <w:spacing w:after="120"/>
+      </w:pPr>
+      <w:r>
+        <w:rPr>
+          <w:rFonts w:ascii="Times New Roman" w:hAnsi="Times New Roman"/>
+          <w:sz w:val="22"/>
+        </w:rPr>
+        <w:t>foundKeywords   ← []</w:t>
+      </w:r>
+    </w:p>
+    <w:p>
+      <w:pPr>
+        <w:spacing w:after="120"/>
+      </w:pPr>
+      <w:r>
+        <w:rPr>
+          <w:rFonts w:ascii="Times New Roman" w:hAnsi="Times New Roman"/>
+          <w:sz w:val="22"/>
+        </w:rPr>
+        <w:t>missingKeywords ← []</w:t>
+      </w:r>
+    </w:p>
+    <w:p>
+      <w:pPr>
+        <w:spacing w:after="120"/>
+      </w:pPr>
+      <w:r>
+        <w:rPr>
+          <w:rFonts w:ascii="Times New Roman" w:hAnsi="Times New Roman"/>
+          <w:sz w:val="22"/>
+        </w:rPr>
+        <w:t>FOR EACH keyword IN keywordList DO</w:t>
+      </w:r>
+    </w:p>
+    <w:p>
+      <w:pPr>
+        <w:spacing w:after="120"/>
+      </w:pPr>
+      <w:r>
+        <w:rPr>
+          <w:rFonts w:ascii="Times New Roman" w:hAnsi="Times New Roman"/>
+          <w:sz w:val="22"/>
+        </w:rPr>
+        <w:t>IF keyword IN LOWERCASE(resumeText) THEN</w:t>
+      </w:r>
+    </w:p>
+    <w:p>
+      <w:pPr>
+        <w:spacing w:after="120"/>
+      </w:pPr>
+      <w:r>
+        <w:rPr>
+          <w:rFonts w:ascii="Times New Roman" w:hAnsi="Times New Roman"/>
+          <w:sz w:val="22"/>
+        </w:rPr>
+        <w:t>APPEND keyword TO foundKeywords</w:t>
+      </w:r>
+    </w:p>
+    <w:p>
+      <w:pPr>
+        <w:spacing w:after="120"/>
+      </w:pPr>
+      <w:r>
+        <w:rPr>
+          <w:rFonts w:ascii="Times New Roman" w:hAnsi="Times New Roman"/>
+          <w:sz w:val="22"/>
+        </w:rPr>
+        <w:t>ELSE</w:t>
+      </w:r>
+    </w:p>
+    <w:p>
+      <w:pPr>
+        <w:spacing w:after="120"/>
+      </w:pPr>
+      <w:r>
+        <w:rPr>
+          <w:rFonts w:ascii="Times New Roman" w:hAnsi="Times New Roman"/>
+          <w:sz w:val="22"/>
+        </w:rPr>
+        <w:t>APPEND keyword TO missingKeywords</w:t>
+      </w:r>
+    </w:p>
+    <w:p>
+      <w:pPr>
+        <w:spacing w:after="120"/>
+      </w:pPr>
+      <w:r>
+        <w:rPr>
+          <w:rFonts w:ascii="Times New Roman" w:hAnsi="Times New Roman"/>
+          <w:sz w:val="22"/>
+        </w:rPr>
+        <w:t>END IF</w:t>
+      </w:r>
+    </w:p>
+    <w:p>
+      <w:pPr>
+        <w:spacing w:after="120"/>
+      </w:pPr>
+      <w:r>
+        <w:rPr>
+          <w:rFonts w:ascii="Times New Roman" w:hAnsi="Times New Roman"/>
+          <w:sz w:val="22"/>
+        </w:rPr>
+        <w:t>END FOR</w:t>
+      </w:r>
+    </w:p>
+    <w:p>
+      <w:pPr>
+        <w:spacing w:after="120"/>
+      </w:pPr>
+      <w:r>
+        <w:rPr>
+          <w:rFonts w:ascii="Times New Roman" w:hAnsi="Times New Roman"/>
+          <w:sz w:val="22"/>
+        </w:rPr>
+        <w:t>matchPercentage ← (COUNT(foundKeywords) / COUNT(keywordList)) × 100</w:t>
+      </w:r>
+    </w:p>
+    <w:p>
+      <w:pPr>
+        <w:spacing w:after="120"/>
+      </w:pPr>
+      <w:r>
+        <w:rPr>
+          <w:rFonts w:ascii="Times New Roman" w:hAnsi="Times New Roman"/>
+          <w:sz w:val="22"/>
+        </w:rPr>
+        <w:t>bonusScore      ← CHECK_RESUME_SECTIONS(resumeText)   // Education, Skills, etc.</w:t>
+      </w:r>
+    </w:p>
+    <w:p>
+      <w:pPr>
+        <w:spacing w:after="120"/>
+      </w:pPr>
+      <w:r>
+        <w:rPr>
+          <w:rFonts w:ascii="Times New Roman" w:hAnsi="Times New Roman"/>
+          <w:sz w:val="22"/>
+        </w:rPr>
+        <w:t>ats_score       ← MIN(100, matchPercentage + bonusScore)</w:t>
+      </w:r>
+    </w:p>
+    <w:p>
+      <w:pPr>
+        <w:spacing w:after="120"/>
+      </w:pPr>
+      <w:r>
+        <w:rPr>
+          <w:rFonts w:ascii="Times New Roman" w:hAnsi="Times New Roman"/>
+          <w:sz w:val="22"/>
+        </w:rPr>
+        <w:t>grade           ← ASSIGN_GRADE(ats_score)             // A/B/C/D</w:t>
+      </w:r>
+    </w:p>
+    <w:p>
+      <w:pPr>
+        <w:spacing w:after="120"/>
+      </w:pPr>
+      <w:r>
+        <w:rPr>
+          <w:rFonts w:ascii="Times New Roman" w:hAnsi="Times New Roman"/>
+          <w:sz w:val="22"/>
+        </w:rPr>
+        <w:t>EXECUTE INSERT INTO RESUME (s_id, file_url, ats_score, keywords_found,</w:t>
+      </w:r>
+    </w:p>
+    <w:p>
+      <w:pPr>
+        <w:spacing w:after="120"/>
+      </w:pPr>
+      <w:r>
+        <w:rPr>
+          <w:rFonts w:ascii="Times New Roman" w:hAnsi="Times New Roman"/>
+          <w:sz w:val="22"/>
+        </w:rPr>
+        <w:t>keywords_missing, role_targeted, version_label)</w:t>
+      </w:r>
+    </w:p>
+    <w:p>
+      <w:pPr>
+        <w:spacing w:after="120"/>
+      </w:pPr>
+      <w:r>
+        <w:rPr>
+          <w:rFonts w:ascii="Times New Roman" w:hAnsi="Times New Roman"/>
+          <w:sz w:val="22"/>
+        </w:rPr>
+        <w:t>RETURN { ats_score, grade, foundKeywords, missingKeywords, resume_id }</w:t>
+      </w:r>
+    </w:p>
+    <w:p>
+      <w:pPr>
+        <w:spacing w:after="120"/>
+      </w:pPr>
+      <w:r>
+        <w:rPr>
+          <w:rFonts w:ascii="Times New Roman" w:hAnsi="Times New Roman"/>
+          <w:sz w:val="22"/>
+        </w:rPr>
+        <w:t>END</w:t>
+      </w:r>
+    </w:p>
+    <w:p>
+      <w:pPr>
+        <w:spacing w:after="120"/>
+      </w:pPr>
+      <w:r>
+        <w:rPr>
+          <w:rFonts w:ascii="Times New Roman" w:hAnsi="Times New Roman"/>
+          <w:sz w:val="22"/>
+        </w:rPr>
+        <w:t>```</w:t>
+      </w:r>
+    </w:p>
+    <w:p>
+      <w:pPr>
+        <w:spacing w:before="120" w:after="120"/>
+      </w:pPr>
+    </w:p>
+    <w:p>
+      <w:pPr>
+        <w:pStyle w:val="Heading3"/>
+        <w:spacing w:before="200" w:after="80"/>
+      </w:pPr>
+      <w:r>
+        <w:rPr>
+          <w:rFonts w:ascii="Times New Roman" w:hAnsi="Times New Roman"/>
+          <w:b/>
+          <w:color w:val="003366"/>
+          <w:sz w:val="22"/>
+        </w:rPr>
+        <w:t>3.6.10 Algorithm 3: Application Status Update and Offer Acceptance</w:t>
+      </w:r>
+    </w:p>
+    <w:p>
+      <w:pPr>
+        <w:spacing w:after="120"/>
+      </w:pPr>
+      <w:r>
+        <w:rPr>
+          <w:rFonts w:ascii="Times New Roman" w:hAnsi="Times New Roman"/>
+          <w:sz w:val="22"/>
+        </w:rPr>
+        <w:t>**Description:** When a student accepts a job offer, the system must atomically execute several operations inside a single database transaction: lock the job to check vacancy count, decrement vacancies, update the OFFER record, mark the APPLICATION as selected, update the student's `profile_status` to `'placed'`, and create a PLACEMENT_RECORD. A COMMIT or ROLLBACK ensures all-or-nothing consistency.</w:t>
+      </w:r>
+    </w:p>
+    <w:p>
+      <w:pPr>
+        <w:spacing w:after="120"/>
+      </w:pPr>
+      <w:r>
+        <w:rPr>
+          <w:rFonts w:ascii="Times New Roman" w:hAnsi="Times New Roman"/>
+          <w:sz w:val="22"/>
+        </w:rPr>
+        <w:t>**Input:**</w:t>
+      </w:r>
+    </w:p>
+    <w:p>
+      <w:pPr>
+        <w:pStyle w:val="ListBullet"/>
+        <w:spacing w:after="40"/>
+      </w:pPr>
+      <w:r>
+        <w:rPr>
+          <w:rFonts w:ascii="Times New Roman" w:hAnsi="Times New Roman"/>
+          <w:sz w:val="22"/>
+        </w:rPr>
+        <w:t>`student_id` — From JWT</w:t>
+      </w:r>
+    </w:p>
+    <w:p>
+      <w:pPr>
+        <w:pStyle w:val="ListBullet"/>
+        <w:spacing w:after="40"/>
+      </w:pPr>
+      <w:r>
+        <w:rPr>
+          <w:rFonts w:ascii="Times New Roman" w:hAnsi="Times New Roman"/>
+          <w:sz w:val="22"/>
+        </w:rPr>
+        <w:t>`job_id` — From request body</w:t>
+      </w:r>
+    </w:p>
+    <w:p>
+      <w:pPr>
+        <w:spacing w:after="120"/>
+      </w:pPr>
+      <w:r>
+        <w:rPr>
+          <w:rFonts w:ascii="Times New Roman" w:hAnsi="Times New Roman"/>
+          <w:sz w:val="22"/>
+        </w:rPr>
+        <w:t>**Output:**</w:t>
+      </w:r>
+    </w:p>
+    <w:p>
+      <w:pPr>
+        <w:pStyle w:val="ListBullet"/>
+        <w:spacing w:after="40"/>
+      </w:pPr>
+      <w:r>
+        <w:rPr>
+          <w:rFonts w:ascii="Times New Roman" w:hAnsi="Times New Roman"/>
+          <w:sz w:val="22"/>
+        </w:rPr>
+        <w:t>Student marked as `'placed'` in STUDENT table</w:t>
+      </w:r>
+    </w:p>
+    <w:p>
+      <w:pPr>
+        <w:pStyle w:val="ListBullet"/>
+        <w:spacing w:after="40"/>
+      </w:pPr>
+      <w:r>
+        <w:rPr>
+          <w:rFonts w:ascii="Times New Roman" w:hAnsi="Times New Roman"/>
+          <w:sz w:val="22"/>
+        </w:rPr>
+        <w:t>OFFER record created/updated to `'accepted'`</w:t>
+      </w:r>
+    </w:p>
+    <w:p>
+      <w:pPr>
+        <w:pStyle w:val="ListBullet"/>
+        <w:spacing w:after="40"/>
+      </w:pPr>
+      <w:r>
+        <w:rPr>
+          <w:rFonts w:ascii="Times New Roman" w:hAnsi="Times New Roman"/>
+          <w:sz w:val="22"/>
+        </w:rPr>
+        <w:t>APPLICATION status set to `'selected'`</w:t>
+      </w:r>
+    </w:p>
+    <w:p>
+      <w:pPr>
+        <w:pStyle w:val="ListBullet"/>
+        <w:spacing w:after="40"/>
+      </w:pPr>
+      <w:r>
+        <w:rPr>
+          <w:rFonts w:ascii="Times New Roman" w:hAnsi="Times New Roman"/>
+          <w:sz w:val="22"/>
+        </w:rPr>
+        <w:t>New row inserted in PLACEMENT_RECORD</w:t>
+      </w:r>
+    </w:p>
+    <w:p>
+      <w:pPr>
+        <w:pStyle w:val="ListBullet"/>
+        <w:spacing w:after="40"/>
+      </w:pPr>
+      <w:r>
+        <w:rPr>
+          <w:rFonts w:ascii="Times New Roman" w:hAnsi="Times New Roman"/>
+          <w:sz w:val="22"/>
+        </w:rPr>
+        <w:t>Admin notification sent</w:t>
+      </w:r>
+    </w:p>
+    <w:p>
+      <w:pPr>
+        <w:spacing w:after="120"/>
+      </w:pPr>
+      <w:r>
+        <w:rPr>
+          <w:rFonts w:ascii="Times New Roman" w:hAnsi="Times New Roman"/>
+          <w:sz w:val="22"/>
+        </w:rPr>
+        <w:t>**Steps:**</w:t>
+      </w:r>
+    </w:p>
+    <w:p>
+      <w:pPr>
+        <w:pStyle w:val="ListBullet"/>
+        <w:spacing w:after="40"/>
+      </w:pPr>
+      <w:r>
+        <w:rPr>
+          <w:rFonts w:ascii="Times New Roman" w:hAnsi="Times New Roman"/>
+          <w:sz w:val="22"/>
+        </w:rPr>
+        <w:t>**Step 1:** Validate JWT; confirm role is `'student'`.</w:t>
+      </w:r>
+    </w:p>
+    <w:p>
+      <w:pPr>
+        <w:pStyle w:val="ListBullet"/>
+        <w:spacing w:after="40"/>
+      </w:pPr>
+      <w:r>
+        <w:rPr>
+          <w:rFonts w:ascii="Times New Roman" w:hAnsi="Times New Roman"/>
+          <w:sz w:val="22"/>
+        </w:rPr>
+        <w:t>**Step 2:** Begin database transaction (`conn.beginTransaction()`).</w:t>
+      </w:r>
+    </w:p>
+    <w:p>
+      <w:pPr>
+        <w:pStyle w:val="ListBullet"/>
+        <w:spacing w:after="40"/>
+      </w:pPr>
+      <w:r>
+        <w:rPr>
+          <w:rFonts w:ascii="Times New Roman" w:hAnsi="Times New Roman"/>
+          <w:sz w:val="22"/>
+        </w:rPr>
+        <w:t>**Step 3:** Check STUDENT.profile_status. If already `'placed'`, roll back and return error.</w:t>
+      </w:r>
+    </w:p>
+    <w:p>
+      <w:pPr>
+        <w:pStyle w:val="ListBullet"/>
+        <w:spacing w:after="40"/>
+      </w:pPr>
+      <w:r>
+        <w:rPr>
+          <w:rFonts w:ascii="Times New Roman" w:hAnsi="Times New Roman"/>
+          <w:sz w:val="22"/>
+        </w:rPr>
+        <w:t>**Step 4:** Acquire row-level lock on JOB_PROFILE using `SELECT ... FOR UPDATE` to prevent concurrent over-acceptance.</w:t>
+      </w:r>
+    </w:p>
+    <w:p>
+      <w:pPr>
+        <w:pStyle w:val="ListBullet"/>
+        <w:spacing w:after="40"/>
+      </w:pPr>
+      <w:r>
+        <w:rPr>
+          <w:rFonts w:ascii="Times New Roman" w:hAnsi="Times New Roman"/>
+          <w:sz w:val="22"/>
+        </w:rPr>
+        <w:t>**Step 5:** Check `vacancies` count. If `vacancies ≤ 0`, roll back and return error "Vacancy limit reached".</w:t>
+      </w:r>
+    </w:p>
+    <w:p>
+      <w:pPr>
+        <w:pStyle w:val="ListBullet"/>
+        <w:spacing w:after="40"/>
+      </w:pPr>
+      <w:r>
+        <w:rPr>
+          <w:rFonts w:ascii="Times New Roman" w:hAnsi="Times New Roman"/>
+          <w:sz w:val="22"/>
+        </w:rPr>
+        <w:t>**Step 6:** Decrement vacancies: `UPDATE JOB_PROFILE SET vacancies = vacancies - 1 WHERE job_id = ?`.</w:t>
+      </w:r>
+    </w:p>
+    <w:p>
+      <w:pPr>
+        <w:pStyle w:val="ListBullet"/>
+        <w:spacing w:after="40"/>
+      </w:pPr>
+      <w:r>
+        <w:rPr>
+          <w:rFonts w:ascii="Times New Roman" w:hAnsi="Times New Roman"/>
+          <w:sz w:val="22"/>
+        </w:rPr>
+        <w:t>**Step 7:** Insert or update OFFER record to `offer_status = 'accepted'`.</w:t>
+      </w:r>
+    </w:p>
+    <w:p>
+      <w:pPr>
+        <w:pStyle w:val="ListBullet"/>
+        <w:spacing w:after="40"/>
+      </w:pPr>
+      <w:r>
+        <w:rPr>
+          <w:rFonts w:ascii="Times New Roman" w:hAnsi="Times New Roman"/>
+          <w:sz w:val="22"/>
+        </w:rPr>
+        <w:t>**Step 8:** Update APPLICATION: `SET status = 'selected'`.</w:t>
+      </w:r>
+    </w:p>
+    <w:p>
+      <w:pPr>
+        <w:pStyle w:val="ListBullet"/>
+        <w:spacing w:after="40"/>
+      </w:pPr>
+      <w:r>
+        <w:rPr>
+          <w:rFonts w:ascii="Times New Roman" w:hAnsi="Times New Roman"/>
+          <w:sz w:val="22"/>
+        </w:rPr>
+        <w:t>**Step 9:** Update STUDENT: `SET profile_status = 'placed'`.</w:t>
+      </w:r>
+    </w:p>
+    <w:p>
+      <w:pPr>
+        <w:pStyle w:val="ListBullet"/>
+        <w:spacing w:after="40"/>
+      </w:pPr>
+      <w:r>
+        <w:rPr>
+          <w:rFonts w:ascii="Times New Roman" w:hAnsi="Times New Roman"/>
+          <w:sz w:val="22"/>
+        </w:rPr>
+        <w:t>**Step 10:** Insert PLACEMENT_RECORD with `s_id`, `comp_id`, `academic_year`, `salary_offered`, `status = 'confirmed'`.</w:t>
+      </w:r>
+    </w:p>
+    <w:p>
+      <w:pPr>
+        <w:pStyle w:val="ListBullet"/>
+        <w:spacing w:after="40"/>
+      </w:pPr>
+      <w:r>
+        <w:rPr>
+          <w:rFonts w:ascii="Times New Roman" w:hAnsi="Times New Roman"/>
+          <w:sz w:val="22"/>
+        </w:rPr>
+        <w:t>**Step 11:** Commit transaction (`conn.commit()`).</w:t>
+      </w:r>
+    </w:p>
+    <w:p>
+      <w:pPr>
+        <w:pStyle w:val="ListBullet"/>
+        <w:spacing w:after="40"/>
+      </w:pPr>
+      <w:r>
+        <w:rPr>
+          <w:rFonts w:ascii="Times New Roman" w:hAnsi="Times New Roman"/>
+          <w:sz w:val="22"/>
+        </w:rPr>
+        <w:t>**Step 12:** After commit, asynchronously notify all CGDC Admins via NOTIFICATION table about the placement event.</w:t>
+      </w:r>
+    </w:p>
+    <w:p>
+      <w:pPr>
+        <w:pStyle w:val="ListBullet"/>
+        <w:spacing w:after="40"/>
+      </w:pPr>
+      <w:r>
+        <w:rPr>
+          <w:rFonts w:ascii="Times New Roman" w:hAnsi="Times New Roman"/>
+          <w:sz w:val="22"/>
+        </w:rPr>
+        <w:t>**Step 13:** Return HTTP 200: "Offer accepted successfully! You are now marked as PLACED."</w:t>
+      </w:r>
+    </w:p>
+    <w:p>
+      <w:pPr>
+        <w:spacing w:after="120"/>
+      </w:pPr>
+      <w:r>
+        <w:rPr>
+          <w:rFonts w:ascii="Times New Roman" w:hAnsi="Times New Roman"/>
+          <w:sz w:val="22"/>
+        </w:rPr>
+        <w:t>```</w:t>
+      </w:r>
+    </w:p>
+    <w:p>
+      <w:pPr>
+        <w:spacing w:after="120"/>
+      </w:pPr>
+      <w:r>
+        <w:rPr>
+          <w:rFonts w:ascii="Times New Roman" w:hAnsi="Times New Roman"/>
+          <w:sz w:val="22"/>
+        </w:rPr>
+        <w:t>Algorithm: ACCEPT_OFFER(student_id, job_id)</w:t>
+      </w:r>
+    </w:p>
+    <w:p>
+      <w:pPr>
+        <w:spacing w:after="120"/>
+      </w:pPr>
+      <w:r>
+        <w:rPr>
+          <w:rFonts w:ascii="Times New Roman" w:hAnsi="Times New Roman"/>
+          <w:sz w:val="22"/>
+        </w:rPr>
+        <w:t>────────────────────────────────────────────</w:t>
+      </w:r>
+    </w:p>
+    <w:p>
+      <w:pPr>
+        <w:spacing w:after="120"/>
+      </w:pPr>
+      <w:r>
+        <w:rPr>
+          <w:rFonts w:ascii="Times New Roman" w:hAnsi="Times New Roman"/>
+          <w:sz w:val="22"/>
+        </w:rPr>
+        <w:t>INPUT  : student_id (from JWT), job_id (from request body)</w:t>
+      </w:r>
+    </w:p>
+    <w:p>
+      <w:pPr>
+        <w:spacing w:after="120"/>
+      </w:pPr>
+      <w:r>
+        <w:rPr>
+          <w:rFonts w:ascii="Times New Roman" w:hAnsi="Times New Roman"/>
+          <w:sz w:val="22"/>
+        </w:rPr>
+        <w:t>OUTPUT : Atomic placement record creation + notifications</w:t>
+      </w:r>
+    </w:p>
+    <w:p>
+      <w:pPr>
+        <w:spacing w:after="120"/>
+      </w:pPr>
+      <w:r>
+        <w:rPr>
+          <w:rFonts w:ascii="Times New Roman" w:hAnsi="Times New Roman"/>
+          <w:sz w:val="22"/>
+        </w:rPr>
+        <w:t>BEGIN</w:t>
+      </w:r>
+    </w:p>
+    <w:p>
+      <w:pPr>
+        <w:spacing w:after="120"/>
+      </w:pPr>
+      <w:r>
+        <w:rPr>
+          <w:rFonts w:ascii="Times New Roman" w:hAnsi="Times New Roman"/>
+          <w:sz w:val="22"/>
+        </w:rPr>
+        <w:t>conn ← GET_DB_CONNECTION()</w:t>
+      </w:r>
+    </w:p>
+    <w:p>
+      <w:pPr>
+        <w:spacing w:after="120"/>
+      </w:pPr>
+      <w:r>
+        <w:rPr>
+          <w:rFonts w:ascii="Times New Roman" w:hAnsi="Times New Roman"/>
+          <w:sz w:val="22"/>
+        </w:rPr>
+        <w:t>conn.BEGIN_TRANSACTION()</w:t>
+      </w:r>
+    </w:p>
+    <w:p>
+      <w:pPr>
+        <w:spacing w:after="120"/>
+      </w:pPr>
+      <w:r>
+        <w:rPr>
+          <w:rFonts w:ascii="Times New Roman" w:hAnsi="Times New Roman"/>
+          <w:sz w:val="22"/>
+        </w:rPr>
+        <w:t>TRY</w:t>
+      </w:r>
+    </w:p>
+    <w:p>
+      <w:pPr>
+        <w:spacing w:after="120"/>
+      </w:pPr>
+      <w:r>
+        <w:rPr>
+          <w:rFonts w:ascii="Times New Roman" w:hAnsi="Times New Roman"/>
+          <w:sz w:val="22"/>
+        </w:rPr>
+        <w:t>student ← QUERY("SELECT profile_status FROM STUDENT WHERE s_id = ?", student_id)</w:t>
+      </w:r>
+    </w:p>
+    <w:p>
+      <w:pPr>
+        <w:spacing w:after="120"/>
+      </w:pPr>
+      <w:r>
+        <w:rPr>
+          <w:rFonts w:ascii="Times New Roman" w:hAnsi="Times New Roman"/>
+          <w:sz w:val="22"/>
+        </w:rPr>
+        <w:t>IF student.profile_status == 'placed' THEN</w:t>
+      </w:r>
+    </w:p>
+    <w:p>
+      <w:pPr>
+        <w:spacing w:after="120"/>
+      </w:pPr>
+      <w:r>
+        <w:rPr>
+          <w:rFonts w:ascii="Times New Roman" w:hAnsi="Times New Roman"/>
+          <w:sz w:val="22"/>
+        </w:rPr>
+        <w:t>RAISE Error("Already accepted an offer")</w:t>
+      </w:r>
+    </w:p>
+    <w:p>
+      <w:pPr>
+        <w:spacing w:after="120"/>
+      </w:pPr>
+      <w:r>
+        <w:rPr>
+          <w:rFonts w:ascii="Times New Roman" w:hAnsi="Times New Roman"/>
+          <w:sz w:val="22"/>
+        </w:rPr>
+        <w:t>END IF</w:t>
+      </w:r>
+    </w:p>
+    <w:p>
+      <w:pPr>
+        <w:spacing w:after="120"/>
+      </w:pPr>
+      <w:r>
+        <w:rPr>
+          <w:rFonts w:ascii="Times New Roman" w:hAnsi="Times New Roman"/>
+          <w:sz w:val="22"/>
+        </w:rPr>
+        <w:t>job ← QUERY("SELECT package, vacancies FROM JOB_PROFILE WHERE job_id = ? FOR UPDATE", job_id)</w:t>
+      </w:r>
+    </w:p>
+    <w:p>
+      <w:pPr>
+        <w:spacing w:after="120"/>
+      </w:pPr>
+      <w:r>
+        <w:rPr>
+          <w:rFonts w:ascii="Times New Roman" w:hAnsi="Times New Roman"/>
+          <w:sz w:val="22"/>
+        </w:rPr>
+        <w:t>IF job.vacancies &lt;= 0 THEN</w:t>
+      </w:r>
+    </w:p>
+    <w:p>
+      <w:pPr>
+        <w:spacing w:after="120"/>
+      </w:pPr>
+      <w:r>
+        <w:rPr>
+          <w:rFonts w:ascii="Times New Roman" w:hAnsi="Times New Roman"/>
+          <w:sz w:val="22"/>
+        </w:rPr>
+        <w:t>RAISE Error("Vacancy limit reached")</w:t>
+      </w:r>
+    </w:p>
+    <w:p>
+      <w:pPr>
+        <w:spacing w:after="120"/>
+      </w:pPr>
+      <w:r>
+        <w:rPr>
+          <w:rFonts w:ascii="Times New Roman" w:hAnsi="Times New Roman"/>
+          <w:sz w:val="22"/>
+        </w:rPr>
+        <w:t>END IF</w:t>
+      </w:r>
+    </w:p>
+    <w:p>
+      <w:pPr>
+        <w:spacing w:after="120"/>
+      </w:pPr>
+      <w:r>
+        <w:rPr>
+          <w:rFonts w:ascii="Times New Roman" w:hAnsi="Times New Roman"/>
+          <w:sz w:val="22"/>
+        </w:rPr>
+        <w:t>EXECUTE("UPDATE JOB_PROFILE SET vacancies = vacancies - 1 WHERE job_id = ?", job_id)</w:t>
+      </w:r>
+    </w:p>
+    <w:p>
+      <w:pPr>
+        <w:spacing w:after="120"/>
+      </w:pPr>
+      <w:r>
+        <w:rPr>
+          <w:rFonts w:ascii="Times New Roman" w:hAnsi="Times New Roman"/>
+          <w:sz w:val="22"/>
+        </w:rPr>
+        <w:t>UPSERT OFFER SET offer_status = 'accepted' WHERE s_id = ? AND job_id = ?</w:t>
+      </w:r>
+    </w:p>
+    <w:p>
+      <w:pPr>
+        <w:spacing w:after="120"/>
+      </w:pPr>
+      <w:r>
+        <w:rPr>
+          <w:rFonts w:ascii="Times New Roman" w:hAnsi="Times New Roman"/>
+          <w:sz w:val="22"/>
+        </w:rPr>
+        <w:t>UPDATE APPLICATION SET status = 'selected' WHERE s_id = ? AND job_id = ?</w:t>
+      </w:r>
+    </w:p>
+    <w:p>
+      <w:pPr>
+        <w:spacing w:after="120"/>
+      </w:pPr>
+      <w:r>
+        <w:rPr>
+          <w:rFonts w:ascii="Times New Roman" w:hAnsi="Times New Roman"/>
+          <w:sz w:val="22"/>
+        </w:rPr>
+        <w:t>UPDATE STUDENT SET profile_status = 'placed' WHERE s_id = ?</w:t>
+      </w:r>
+    </w:p>
+    <w:p>
+      <w:pPr>
+        <w:spacing w:after="120"/>
+      </w:pPr>
+      <w:r>
+        <w:rPr>
+          <w:rFonts w:ascii="Times New Roman" w:hAnsi="Times New Roman"/>
+          <w:sz w:val="22"/>
+        </w:rPr>
+        <w:t>INSERT INTO PLACEMENT_RECORD (s_id, comp_id, academic_year, salary_offered, status)</w:t>
+      </w:r>
+    </w:p>
+    <w:p>
+      <w:pPr>
+        <w:spacing w:after="120"/>
+      </w:pPr>
+      <w:r>
+        <w:rPr>
+          <w:rFonts w:ascii="Times New Roman" w:hAnsi="Times New Roman"/>
+          <w:sz w:val="22"/>
+        </w:rPr>
+        <w:t>conn.COMMIT()</w:t>
+      </w:r>
+    </w:p>
+    <w:p>
+      <w:pPr>
+        <w:spacing w:after="120"/>
+      </w:pPr>
+      <w:r>
+        <w:rPr>
+          <w:rFonts w:ascii="Times New Roman" w:hAnsi="Times New Roman"/>
+          <w:sz w:val="22"/>
+        </w:rPr>
+        <w:t>NOTIFY all CGDC_ADMIN rows via NOTIFICATION table</w:t>
+      </w:r>
+    </w:p>
+    <w:p>
+      <w:pPr>
+        <w:spacing w:after="120"/>
+      </w:pPr>
+      <w:r>
+        <w:rPr>
+          <w:rFonts w:ascii="Times New Roman" w:hAnsi="Times New Roman"/>
+          <w:sz w:val="22"/>
+        </w:rPr>
+        <w:t>RETURN Success(200, "Offer accepted. Student is now PLACED.")</w:t>
+      </w:r>
+    </w:p>
+    <w:p>
+      <w:pPr>
+        <w:spacing w:after="120"/>
+      </w:pPr>
+      <w:r>
+        <w:rPr>
+          <w:rFonts w:ascii="Times New Roman" w:hAnsi="Times New Roman"/>
+          <w:sz w:val="22"/>
+        </w:rPr>
+        <w:t>CATCH error</w:t>
+      </w:r>
+    </w:p>
+    <w:p>
+      <w:pPr>
+        <w:spacing w:after="120"/>
+      </w:pPr>
+      <w:r>
+        <w:rPr>
+          <w:rFonts w:ascii="Times New Roman" w:hAnsi="Times New Roman"/>
+          <w:sz w:val="22"/>
+        </w:rPr>
+        <w:t>conn.ROLLBACK()</w:t>
+      </w:r>
+    </w:p>
+    <w:p>
+      <w:pPr>
+        <w:spacing w:after="120"/>
+      </w:pPr>
+      <w:r>
+        <w:rPr>
+          <w:rFonts w:ascii="Times New Roman" w:hAnsi="Times New Roman"/>
+          <w:sz w:val="22"/>
+        </w:rPr>
+        <w:t>RETURN Error(500, error.message)</w:t>
+      </w:r>
+    </w:p>
+    <w:p>
+      <w:pPr>
+        <w:spacing w:after="120"/>
+      </w:pPr>
+      <w:r>
+        <w:rPr>
+          <w:rFonts w:ascii="Times New Roman" w:hAnsi="Times New Roman"/>
+          <w:sz w:val="22"/>
+        </w:rPr>
+        <w:t>FINALLY</w:t>
+      </w:r>
+    </w:p>
+    <w:p>
+      <w:pPr>
+        <w:spacing w:after="120"/>
+      </w:pPr>
+      <w:r>
+        <w:rPr>
+          <w:rFonts w:ascii="Times New Roman" w:hAnsi="Times New Roman"/>
+          <w:sz w:val="22"/>
+        </w:rPr>
+        <w:t>conn.RELEASE()</w:t>
+      </w:r>
+    </w:p>
+    <w:p>
+      <w:pPr>
+        <w:spacing w:after="120"/>
+      </w:pPr>
+      <w:r>
+        <w:rPr>
+          <w:rFonts w:ascii="Times New Roman" w:hAnsi="Times New Roman"/>
+          <w:sz w:val="22"/>
+        </w:rPr>
+        <w:t>END TRY</w:t>
+      </w:r>
+    </w:p>
+    <w:p>
+      <w:pPr>
+        <w:spacing w:after="120"/>
+      </w:pPr>
+      <w:r>
+        <w:rPr>
+          <w:rFonts w:ascii="Times New Roman" w:hAnsi="Times New Roman"/>
+          <w:sz w:val="22"/>
+        </w:rPr>
+        <w:t>END</w:t>
+      </w:r>
+    </w:p>
+    <w:p>
+      <w:pPr>
+        <w:spacing w:after="120"/>
+      </w:pPr>
+      <w:r>
+        <w:rPr>
+          <w:rFonts w:ascii="Times New Roman" w:hAnsi="Times New Roman"/>
+          <w:sz w:val="22"/>
+        </w:rPr>
+        <w:t>```</w:t>
+      </w:r>
+    </w:p>
+    <w:p>
+      <w:pPr>
+        <w:spacing w:before="120" w:after="120"/>
+      </w:pPr>
+    </w:p>
+    <w:p>
+      <w:pPr>
+        <w:pStyle w:val="Heading3"/>
+        <w:spacing w:before="200" w:after="80"/>
+      </w:pPr>
+      <w:r>
+        <w:rPr>
+          <w:rFonts w:ascii="Times New Roman" w:hAnsi="Times New Roman"/>
+          <w:b/>
+          <w:color w:val="003366"/>
+          <w:sz w:val="22"/>
+        </w:rPr>
+        <w:t>3.6.11 Algorithm 4: Application Withdrawal with Atomic Cleanup</w:t>
+      </w:r>
+    </w:p>
+    <w:p>
+      <w:pPr>
+        <w:spacing w:after="120"/>
+      </w:pPr>
+      <w:r>
+        <w:rPr>
+          <w:rFonts w:ascii="Times New Roman" w:hAnsi="Times New Roman"/>
+          <w:sz w:val="22"/>
+        </w:rPr>
+        <w:t>**Description:** When a student withdraws an application, the system must atomically update the application status and cancel all upcoming interviews for that specific job — ensuring the database is never left in a partially-updated state.</w:t>
+      </w:r>
+    </w:p>
+    <w:p>
+      <w:pPr>
+        <w:spacing w:after="120"/>
+      </w:pPr>
+      <w:r>
+        <w:rPr>
+          <w:rFonts w:ascii="Times New Roman" w:hAnsi="Times New Roman"/>
+          <w:sz w:val="22"/>
+        </w:rPr>
+        <w:t>**Input:**</w:t>
+      </w:r>
+    </w:p>
+    <w:p>
+      <w:pPr>
+        <w:pStyle w:val="ListBullet"/>
+        <w:spacing w:after="40"/>
+      </w:pPr>
+      <w:r>
+        <w:rPr>
+          <w:rFonts w:ascii="Times New Roman" w:hAnsi="Times New Roman"/>
+          <w:sz w:val="22"/>
+        </w:rPr>
+        <w:t>`student_id` — From JWT</w:t>
+      </w:r>
+    </w:p>
+    <w:p>
+      <w:pPr>
+        <w:pStyle w:val="ListBullet"/>
+        <w:spacing w:after="40"/>
+      </w:pPr>
+      <w:r>
+        <w:rPr>
+          <w:rFonts w:ascii="Times New Roman" w:hAnsi="Times New Roman"/>
+          <w:sz w:val="22"/>
+        </w:rPr>
+        <w:t>`job_id` — From request body</w:t>
+      </w:r>
+    </w:p>
+    <w:p>
+      <w:pPr>
+        <w:spacing w:after="120"/>
+      </w:pPr>
+      <w:r>
+        <w:rPr>
+          <w:rFonts w:ascii="Times New Roman" w:hAnsi="Times New Roman"/>
+          <w:sz w:val="22"/>
+        </w:rPr>
+        <w:t>**Output:**</w:t>
+      </w:r>
+    </w:p>
+    <w:p>
+      <w:pPr>
+        <w:pStyle w:val="ListBullet"/>
+        <w:spacing w:after="40"/>
+      </w:pPr>
+      <w:r>
+        <w:rPr>
+          <w:rFonts w:ascii="Times New Roman" w:hAnsi="Times New Roman"/>
+          <w:sz w:val="22"/>
+        </w:rPr>
+        <w:t>APPLICATION status set to `'withdrawn'`</w:t>
+      </w:r>
+    </w:p>
+    <w:p>
+      <w:pPr>
+        <w:pStyle w:val="ListBullet"/>
+        <w:spacing w:after="40"/>
+      </w:pPr>
+      <w:r>
+        <w:rPr>
+          <w:rFonts w:ascii="Times New Roman" w:hAnsi="Times New Roman"/>
+          <w:sz w:val="22"/>
+        </w:rPr>
+        <w:t>All future INTERVIEW rows for `(s_id, job_id)` deleted</w:t>
+      </w:r>
+    </w:p>
+    <w:p>
+      <w:pPr>
+        <w:pStyle w:val="ListBullet"/>
+        <w:spacing w:after="40"/>
+      </w:pPr>
+      <w:r>
+        <w:rPr>
+          <w:rFonts w:ascii="Times New Roman" w:hAnsi="Times New Roman"/>
+          <w:sz w:val="22"/>
+        </w:rPr>
+        <w:t>COMMIT on success / ROLLBACK on failure</w:t>
+      </w:r>
+    </w:p>
+    <w:p>
+      <w:pPr>
+        <w:spacing w:after="120"/>
+      </w:pPr>
+      <w:r>
+        <w:rPr>
+          <w:rFonts w:ascii="Times New Roman" w:hAnsi="Times New Roman"/>
+          <w:sz w:val="22"/>
+        </w:rPr>
+        <w:t>**Steps:**</w:t>
+      </w:r>
+    </w:p>
+    <w:p>
+      <w:pPr>
+        <w:pStyle w:val="ListBullet"/>
+        <w:spacing w:after="40"/>
+      </w:pPr>
+      <w:r>
+        <w:rPr>
+          <w:rFonts w:ascii="Times New Roman" w:hAnsi="Times New Roman"/>
+          <w:sz w:val="22"/>
+        </w:rPr>
+        <w:t>**Step 1:** Validate JWT; confirm role is `'student'`.</w:t>
+      </w:r>
+    </w:p>
+    <w:p>
+      <w:pPr>
+        <w:pStyle w:val="ListBullet"/>
+        <w:spacing w:after="40"/>
+      </w:pPr>
+      <w:r>
+        <w:rPr>
+          <w:rFonts w:ascii="Times New Roman" w:hAnsi="Times New Roman"/>
+          <w:sz w:val="22"/>
+        </w:rPr>
+        <w:t>**Step 2:** Begin database transaction.</w:t>
+      </w:r>
+    </w:p>
+    <w:p>
+      <w:pPr>
+        <w:pStyle w:val="ListBullet"/>
+        <w:spacing w:after="40"/>
+      </w:pPr>
+      <w:r>
+        <w:rPr>
+          <w:rFonts w:ascii="Times New Roman" w:hAnsi="Times New Roman"/>
+          <w:sz w:val="22"/>
+        </w:rPr>
+        <w:t>**Step 3:** Query APPLICATION with `FOR UPDATE` lock to get current status.</w:t>
+      </w:r>
+    </w:p>
+    <w:p>
+      <w:pPr>
+        <w:pStyle w:val="ListBullet"/>
+        <w:spacing w:after="40"/>
+      </w:pPr>
+      <w:r>
+        <w:rPr>
+          <w:rFonts w:ascii="Times New Roman" w:hAnsi="Times New Roman"/>
+          <w:sz w:val="22"/>
+        </w:rPr>
+        <w:t>**Step 4:** If application not found, raise error "Application not found".</w:t>
+      </w:r>
+    </w:p>
+    <w:p>
+      <w:pPr>
+        <w:pStyle w:val="ListBullet"/>
+        <w:spacing w:after="40"/>
+      </w:pPr>
+      <w:r>
+        <w:rPr>
+          <w:rFonts w:ascii="Times New Roman" w:hAnsi="Times New Roman"/>
+          <w:sz w:val="22"/>
+        </w:rPr>
+        <w:t>**Step 5:** If status is `'selected'` or `'placed'`, raise error "Cannot withdraw a selected application".</w:t>
+      </w:r>
+    </w:p>
+    <w:p>
+      <w:pPr>
+        <w:pStyle w:val="ListBullet"/>
+        <w:spacing w:after="40"/>
+      </w:pPr>
+      <w:r>
+        <w:rPr>
+          <w:rFonts w:ascii="Times New Roman" w:hAnsi="Times New Roman"/>
+          <w:sz w:val="22"/>
+        </w:rPr>
+        <w:t>**Step 6:** Execute `UPDATE APPLICATION SET status = 'withdrawn'`.</w:t>
+      </w:r>
+    </w:p>
+    <w:p>
+      <w:pPr>
+        <w:pStyle w:val="ListBullet"/>
+        <w:spacing w:after="40"/>
+      </w:pPr>
+      <w:r>
+        <w:rPr>
+          <w:rFonts w:ascii="Times New Roman" w:hAnsi="Times New Roman"/>
+          <w:sz w:val="22"/>
+        </w:rPr>
+        <w:t>**Step 7:** Execute `DELETE FROM INTERVIEW WHERE s_id = ? AND job_id = ? AND interview_date &gt;= CURDATE()` — removes only future interviews.</w:t>
+      </w:r>
+    </w:p>
+    <w:p>
+      <w:pPr>
+        <w:pStyle w:val="ListBullet"/>
+        <w:spacing w:after="40"/>
+      </w:pPr>
+      <w:r>
+        <w:rPr>
+          <w:rFonts w:ascii="Times New Roman" w:hAnsi="Times New Roman"/>
+          <w:sz w:val="22"/>
+        </w:rPr>
+        <w:t>**Step 8:** Commit transaction.</w:t>
+      </w:r>
+    </w:p>
+    <w:p>
+      <w:pPr>
+        <w:pStyle w:val="ListBullet"/>
+        <w:spacing w:after="40"/>
+      </w:pPr>
+      <w:r>
+        <w:rPr>
+          <w:rFonts w:ascii="Times New Roman" w:hAnsi="Times New Roman"/>
+          <w:sz w:val="22"/>
+        </w:rPr>
+        <w:t>**Step 9:** Return HTTP 200: "Application withdrawn and interviews cancelled."</w:t>
+      </w:r>
+    </w:p>
+    <w:p>
+      <w:pPr>
+        <w:spacing w:after="120"/>
+      </w:pPr>
+      <w:r>
+        <w:rPr>
+          <w:rFonts w:ascii="Times New Roman" w:hAnsi="Times New Roman"/>
+          <w:sz w:val="22"/>
+        </w:rPr>
+        <w:t>```</w:t>
+      </w:r>
+    </w:p>
+    <w:p>
+      <w:pPr>
+        <w:spacing w:after="120"/>
+      </w:pPr>
+      <w:r>
+        <w:rPr>
+          <w:rFonts w:ascii="Times New Roman" w:hAnsi="Times New Roman"/>
+          <w:sz w:val="22"/>
+        </w:rPr>
+        <w:t>Algorithm: WITHDRAW_APPLICATION(student_id, job_id)</w:t>
+      </w:r>
+    </w:p>
+    <w:p>
+      <w:pPr>
+        <w:spacing w:after="120"/>
+      </w:pPr>
+      <w:r>
+        <w:rPr>
+          <w:rFonts w:ascii="Times New Roman" w:hAnsi="Times New Roman"/>
+          <w:sz w:val="22"/>
+        </w:rPr>
+        <w:t>────────────────────────────────────────────────────</w:t>
+      </w:r>
+    </w:p>
+    <w:p>
+      <w:pPr>
+        <w:spacing w:after="120"/>
+      </w:pPr>
+      <w:r>
+        <w:rPr>
+          <w:rFonts w:ascii="Times New Roman" w:hAnsi="Times New Roman"/>
+          <w:sz w:val="22"/>
+        </w:rPr>
+        <w:t>INPUT  : student_id (from JWT), job_id (from request body)</w:t>
+      </w:r>
+    </w:p>
+    <w:p>
+      <w:pPr>
+        <w:spacing w:after="120"/>
+      </w:pPr>
+      <w:r>
+        <w:rPr>
+          <w:rFonts w:ascii="Times New Roman" w:hAnsi="Times New Roman"/>
+          <w:sz w:val="22"/>
+        </w:rPr>
+        <w:t>OUTPUT : Application withdrawn, upcoming interviews deleted</w:t>
+      </w:r>
+    </w:p>
+    <w:p>
+      <w:pPr>
+        <w:spacing w:after="120"/>
+      </w:pPr>
+      <w:r>
+        <w:rPr>
+          <w:rFonts w:ascii="Times New Roman" w:hAnsi="Times New Roman"/>
+          <w:sz w:val="22"/>
+        </w:rPr>
+        <w:t>BEGIN</w:t>
+      </w:r>
+    </w:p>
+    <w:p>
+      <w:pPr>
+        <w:spacing w:after="120"/>
+      </w:pPr>
+      <w:r>
+        <w:rPr>
+          <w:rFonts w:ascii="Times New Roman" w:hAnsi="Times New Roman"/>
+          <w:sz w:val="22"/>
+        </w:rPr>
+        <w:t>conn ← GET_DB_CONNECTION()</w:t>
+      </w:r>
+    </w:p>
+    <w:p>
+      <w:pPr>
+        <w:spacing w:after="120"/>
+      </w:pPr>
+      <w:r>
+        <w:rPr>
+          <w:rFonts w:ascii="Times New Roman" w:hAnsi="Times New Roman"/>
+          <w:sz w:val="22"/>
+        </w:rPr>
+        <w:t>conn.BEGIN_TRANSACTION()</w:t>
+      </w:r>
+    </w:p>
+    <w:p>
+      <w:pPr>
+        <w:spacing w:after="120"/>
+      </w:pPr>
+      <w:r>
+        <w:rPr>
+          <w:rFonts w:ascii="Times New Roman" w:hAnsi="Times New Roman"/>
+          <w:sz w:val="22"/>
+        </w:rPr>
+        <w:t>TRY</w:t>
+      </w:r>
+    </w:p>
+    <w:p>
+      <w:pPr>
+        <w:spacing w:after="120"/>
+      </w:pPr>
+      <w:r>
+        <w:rPr>
+          <w:rFonts w:ascii="Times New Roman" w:hAnsi="Times New Roman"/>
+          <w:sz w:val="22"/>
+        </w:rPr>
+        <w:t>app ← QUERY("SELECT status FROM APPLICATION</w:t>
+      </w:r>
+    </w:p>
+    <w:p>
+      <w:pPr>
+        <w:spacing w:after="120"/>
+      </w:pPr>
+      <w:r>
+        <w:rPr>
+          <w:rFonts w:ascii="Times New Roman" w:hAnsi="Times New Roman"/>
+          <w:sz w:val="22"/>
+        </w:rPr>
+        <w:t>WHERE s_id = ? AND job_id = ? FOR UPDATE", student_id, job_id)</w:t>
+      </w:r>
+    </w:p>
+    <w:p>
+      <w:pPr>
+        <w:spacing w:after="120"/>
+      </w:pPr>
+      <w:r>
+        <w:rPr>
+          <w:rFonts w:ascii="Times New Roman" w:hAnsi="Times New Roman"/>
+          <w:sz w:val="22"/>
+        </w:rPr>
+        <w:t>IF app NOT FOUND THEN RAISE Error("Application not found") END IF</w:t>
+      </w:r>
+    </w:p>
+    <w:p>
+      <w:pPr>
+        <w:spacing w:after="120"/>
+      </w:pPr>
+      <w:r>
+        <w:rPr>
+          <w:rFonts w:ascii="Times New Roman" w:hAnsi="Times New Roman"/>
+          <w:sz w:val="22"/>
+        </w:rPr>
+        <w:t>IF app.status IN ('selected', 'placed') THEN</w:t>
+      </w:r>
+    </w:p>
+    <w:p>
+      <w:pPr>
+        <w:spacing w:after="120"/>
+      </w:pPr>
+      <w:r>
+        <w:rPr>
+          <w:rFonts w:ascii="Times New Roman" w:hAnsi="Times New Roman"/>
+          <w:sz w:val="22"/>
+        </w:rPr>
+        <w:t>RAISE Error("Cannot withdraw a selected application")</w:t>
+      </w:r>
+    </w:p>
+    <w:p>
+      <w:pPr>
+        <w:spacing w:after="120"/>
+      </w:pPr>
+      <w:r>
+        <w:rPr>
+          <w:rFonts w:ascii="Times New Roman" w:hAnsi="Times New Roman"/>
+          <w:sz w:val="22"/>
+        </w:rPr>
+        <w:t>END IF</w:t>
+      </w:r>
+    </w:p>
+    <w:p>
+      <w:pPr>
+        <w:spacing w:after="120"/>
+      </w:pPr>
+      <w:r>
+        <w:rPr>
+          <w:rFonts w:ascii="Times New Roman" w:hAnsi="Times New Roman"/>
+          <w:sz w:val="22"/>
+        </w:rPr>
+        <w:t>EXECUTE("UPDATE APPLICATION SET status = 'withdrawn'</w:t>
+      </w:r>
+    </w:p>
+    <w:p>
+      <w:pPr>
+        <w:spacing w:after="120"/>
+      </w:pPr>
+      <w:r>
+        <w:rPr>
+          <w:rFonts w:ascii="Times New Roman" w:hAnsi="Times New Roman"/>
+          <w:sz w:val="22"/>
+        </w:rPr>
+        <w:t>WHERE s_id = ? AND job_id = ?", student_id, job_id)</w:t>
+      </w:r>
+    </w:p>
+    <w:p>
+      <w:pPr>
+        <w:spacing w:after="120"/>
+      </w:pPr>
+      <w:r>
+        <w:rPr>
+          <w:rFonts w:ascii="Times New Roman" w:hAnsi="Times New Roman"/>
+          <w:sz w:val="22"/>
+        </w:rPr>
+        <w:t>EXECUTE("DELETE FROM INTERVIEW</w:t>
+      </w:r>
+    </w:p>
+    <w:p>
+      <w:pPr>
+        <w:spacing w:after="120"/>
+      </w:pPr>
+      <w:r>
+        <w:rPr>
+          <w:rFonts w:ascii="Times New Roman" w:hAnsi="Times New Roman"/>
+          <w:sz w:val="22"/>
+        </w:rPr>
+        <w:t>WHERE s_id = ? AND job_id = ? AND interview_date &gt;= CURDATE()",</w:t>
+      </w:r>
+    </w:p>
+    <w:p>
+      <w:pPr>
+        <w:spacing w:after="120"/>
+      </w:pPr>
+      <w:r>
+        <w:rPr>
+          <w:rFonts w:ascii="Times New Roman" w:hAnsi="Times New Roman"/>
+          <w:sz w:val="22"/>
+        </w:rPr>
+        <w:t>student_id, job_id)</w:t>
+      </w:r>
+    </w:p>
+    <w:p>
+      <w:pPr>
+        <w:spacing w:after="120"/>
+      </w:pPr>
+      <w:r>
+        <w:rPr>
+          <w:rFonts w:ascii="Times New Roman" w:hAnsi="Times New Roman"/>
+          <w:sz w:val="22"/>
+        </w:rPr>
+        <w:t>conn.COMMIT()</w:t>
+      </w:r>
+    </w:p>
+    <w:p>
+      <w:pPr>
+        <w:spacing w:after="120"/>
+      </w:pPr>
+      <w:r>
+        <w:rPr>
+          <w:rFonts w:ascii="Times New Roman" w:hAnsi="Times New Roman"/>
+          <w:sz w:val="22"/>
+        </w:rPr>
+        <w:t>RETURN Success(200, "Application withdrawn and interviews cancelled.")</w:t>
+      </w:r>
+    </w:p>
+    <w:p>
+      <w:pPr>
+        <w:spacing w:after="120"/>
+      </w:pPr>
+      <w:r>
+        <w:rPr>
+          <w:rFonts w:ascii="Times New Roman" w:hAnsi="Times New Roman"/>
+          <w:sz w:val="22"/>
+        </w:rPr>
+        <w:t>CATCH error</w:t>
+      </w:r>
+    </w:p>
+    <w:p>
+      <w:pPr>
+        <w:spacing w:after="120"/>
+      </w:pPr>
+      <w:r>
+        <w:rPr>
+          <w:rFonts w:ascii="Times New Roman" w:hAnsi="Times New Roman"/>
+          <w:sz w:val="22"/>
+        </w:rPr>
+        <w:t>conn.ROLLBACK()</w:t>
+      </w:r>
+    </w:p>
+    <w:p>
+      <w:pPr>
+        <w:spacing w:after="120"/>
+      </w:pPr>
+      <w:r>
+        <w:rPr>
+          <w:rFonts w:ascii="Times New Roman" w:hAnsi="Times New Roman"/>
+          <w:sz w:val="22"/>
+        </w:rPr>
+        <w:t>RETURN Error(500, error.message)</w:t>
+      </w:r>
+    </w:p>
+    <w:p>
+      <w:pPr>
+        <w:spacing w:after="120"/>
+      </w:pPr>
+      <w:r>
+        <w:rPr>
+          <w:rFonts w:ascii="Times New Roman" w:hAnsi="Times New Roman"/>
+          <w:sz w:val="22"/>
+        </w:rPr>
+        <w:t>FINALLY</w:t>
+      </w:r>
+    </w:p>
+    <w:p>
+      <w:pPr>
+        <w:spacing w:after="120"/>
+      </w:pPr>
+      <w:r>
+        <w:rPr>
+          <w:rFonts w:ascii="Times New Roman" w:hAnsi="Times New Roman"/>
+          <w:sz w:val="22"/>
+        </w:rPr>
+        <w:t>conn.RELEASE()</w:t>
+      </w:r>
+    </w:p>
+    <w:p>
+      <w:pPr>
+        <w:spacing w:after="120"/>
+      </w:pPr>
+      <w:r>
+        <w:rPr>
+          <w:rFonts w:ascii="Times New Roman" w:hAnsi="Times New Roman"/>
+          <w:sz w:val="22"/>
+        </w:rPr>
+        <w:t>END TRY</w:t>
+      </w:r>
+    </w:p>
+    <w:p>
+      <w:pPr>
+        <w:spacing w:after="120"/>
+      </w:pPr>
+      <w:r>
+        <w:rPr>
+          <w:rFonts w:ascii="Times New Roman" w:hAnsi="Times New Roman"/>
+          <w:sz w:val="22"/>
+        </w:rPr>
+        <w:t>END</w:t>
+      </w:r>
+    </w:p>
+    <w:p>
+      <w:pPr>
+        <w:spacing w:after="120"/>
+      </w:pPr>
+      <w:r>
+        <w:rPr>
+          <w:rFonts w:ascii="Times New Roman" w:hAnsi="Times New Roman"/>
+          <w:sz w:val="22"/>
+        </w:rPr>
+        <w:t>```</w:t>
+      </w:r>
+    </w:p>
+    <w:p>
+      <w:pPr>
+        <w:spacing w:before="120" w:after="120"/>
+      </w:pPr>
+    </w:p>
+    <w:p>
+      <w:pPr>
+        <w:pStyle w:val="Heading3"/>
+        <w:spacing w:before="200" w:after="80"/>
+      </w:pPr>
+      <w:r>
+        <w:rPr>
+          <w:rFonts w:ascii="Times New Roman" w:hAnsi="Times New Roman"/>
+          <w:b/>
+          <w:color w:val="003366"/>
+          <w:sz w:val="22"/>
+        </w:rPr>
+        <w:t>3.6.12 Security Implementation</w:t>
+      </w:r>
+    </w:p>
+    <w:p>
+      <w:pPr>
+        <w:spacing w:after="120"/>
+      </w:pPr>
+      <w:r>
+        <w:rPr>
+          <w:rFonts w:ascii="Times New Roman" w:hAnsi="Times New Roman"/>
+          <w:sz w:val="22"/>
+        </w:rPr>
+        <w:t>The system implements multiple layers of security:</w:t>
+      </w:r>
+    </w:p>
+    <w:tbl>
+      <w:tblPr>
+        <w:tblStyle w:val="LightGrid-Accent1"/>
+        <w:tblW w:type="auto" w:w="0"/>
+        <w:tblLook w:firstColumn="1" w:firstRow="1" w:lastColumn="0" w:lastRow="0" w:noHBand="0" w:noVBand="1" w:val="04A0"/>
+      </w:tblPr>
+      <w:tblGrid>
+        <w:gridCol w:w="4320"/>
+        <w:gridCol w:w="4320"/>
+      </w:tblGrid>
+      <w:tr>
+        <w:tc>
+          <w:tcPr>
+            <w:tcW w:type="dxa" w:w="4320"/>
+            <w:shd w:fill="B8CCE4"/>
+          </w:tcPr>
+          <w:p>
+            <w:r>
+              <w:rPr>
+                <w:rFonts w:ascii="Times New Roman" w:hAnsi="Times New Roman"/>
+                <w:b/>
+                <w:color w:val="000000"/>
+                <w:sz w:val="22"/>
+              </w:rPr>
+              <w:t>Security Mechanism</w:t>
+            </w:r>
+          </w:p>
+        </w:tc>
+        <w:tc>
+          <w:tcPr>
+            <w:tcW w:type="dxa" w:w="4320"/>
+            <w:shd w:fill="B8CCE4"/>
+          </w:tcPr>
+          <w:p>
+            <w:r>
+              <w:rPr>
+                <w:rFonts w:ascii="Times New Roman" w:hAnsi="Times New Roman"/>
+                <w:b/>
+                <w:color w:val="000000"/>
+                <w:sz w:val="22"/>
+              </w:rPr>
+              <w:t>Implementation Detail</w:t>
+            </w:r>
+          </w:p>
+        </w:tc>
+      </w:tr>
+      <w:tr>
+        <w:tc>
+          <w:tcPr>
+            <w:tcW w:type="dxa" w:w="4320"/>
+          </w:tcPr>
+          <w:p>
+            <w:r>
+              <w:rPr>
+                <w:rFonts w:ascii="Times New Roman" w:hAnsi="Times New Roman"/>
+                <w:sz w:val="20"/>
+              </w:rPr>
+              <w:t>**Password Hashing**</w:t>
+            </w:r>
+          </w:p>
+        </w:tc>
+        <w:tc>
+          <w:tcPr>
+            <w:tcW w:type="dxa" w:w="4320"/>
+          </w:tcPr>
+          <w:p>
+            <w:r>
+              <w:rPr>
+                <w:rFonts w:ascii="Times New Roman" w:hAnsi="Times New Roman"/>
+                <w:sz w:val="20"/>
+              </w:rPr>
+              <w:t>Passwords stored as SHA-256 hash in `USER_ROLE.password_hash`. Plain-text passwords never stored.</w:t>
+            </w:r>
+          </w:p>
+        </w:tc>
+      </w:tr>
+      <w:tr>
+        <w:tc>
+          <w:tcPr>
+            <w:tcW w:type="dxa" w:w="4320"/>
+            <w:shd w:fill="E7F0F7"/>
+          </w:tcPr>
+          <w:p>
+            <w:r>
+              <w:rPr>
+                <w:rFonts w:ascii="Times New Roman" w:hAnsi="Times New Roman"/>
+                <w:sz w:val="20"/>
+              </w:rPr>
+              <w:t>**JWT Authentication**</w:t>
+            </w:r>
+          </w:p>
+        </w:tc>
+        <w:tc>
+          <w:tcPr>
+            <w:tcW w:type="dxa" w:w="4320"/>
+            <w:shd w:fill="E7F0F7"/>
+          </w:tcPr>
+          <w:p>
+            <w:r>
+              <w:rPr>
+                <w:rFonts w:ascii="Times New Roman" w:hAnsi="Times New Roman"/>
+                <w:sz w:val="20"/>
+              </w:rPr>
+              <w:t>Every API request requires a valid Bearer token signed with `process.env.JWT_SECRET`. Tokens expire in 24 hours.</w:t>
+            </w:r>
+          </w:p>
+        </w:tc>
+      </w:tr>
+      <w:tr>
+        <w:tc>
+          <w:tcPr>
+            <w:tcW w:type="dxa" w:w="4320"/>
+          </w:tcPr>
+          <w:p>
+            <w:r>
+              <w:rPr>
+                <w:rFonts w:ascii="Times New Roman" w:hAnsi="Times New Roman"/>
+                <w:sz w:val="20"/>
+              </w:rPr>
+              <w:t>**Role-Based Access Control (RBAC)**</w:t>
+            </w:r>
+          </w:p>
+        </w:tc>
+        <w:tc>
+          <w:tcPr>
+            <w:tcW w:type="dxa" w:w="4320"/>
+          </w:tcPr>
+          <w:p>
+            <w:r>
+              <w:rPr>
+                <w:rFonts w:ascii="Times New Roman" w:hAnsi="Times New Roman"/>
+                <w:sz w:val="20"/>
+              </w:rPr>
+              <w:t>`requireAuth` middleware extracts role from JWT. Each route checks `req.user.role` before executing. Students cannot access coordinator/admin routes.</w:t>
+            </w:r>
+          </w:p>
+        </w:tc>
+      </w:tr>
+      <w:tr>
+        <w:tc>
+          <w:tcPr>
+            <w:tcW w:type="dxa" w:w="4320"/>
+            <w:shd w:fill="E7F0F7"/>
+          </w:tcPr>
+          <w:p>
+            <w:r>
+              <w:rPr>
+                <w:rFonts w:ascii="Times New Roman" w:hAnsi="Times New Roman"/>
+                <w:sz w:val="20"/>
+              </w:rPr>
+              <w:t>**SQL Injection Prevention**</w:t>
+            </w:r>
+          </w:p>
+        </w:tc>
+        <w:tc>
+          <w:tcPr>
+            <w:tcW w:type="dxa" w:w="4320"/>
+            <w:shd w:fill="E7F0F7"/>
+          </w:tcPr>
+          <w:p>
+            <w:r>
+              <w:rPr>
+                <w:rFonts w:ascii="Times New Roman" w:hAnsi="Times New Roman"/>
+                <w:sz w:val="20"/>
+              </w:rPr>
+              <w:t>All SQL queries use parameterized statements (`pool.query('... WHERE id = ?', [id])`). No string concatenation in queries.</w:t>
+            </w:r>
+          </w:p>
+        </w:tc>
+      </w:tr>
+      <w:tr>
+        <w:tc>
+          <w:tcPr>
+            <w:tcW w:type="dxa" w:w="4320"/>
+          </w:tcPr>
+          <w:p>
+            <w:r>
+              <w:rPr>
+                <w:rFonts w:ascii="Times New Roman" w:hAnsi="Times New Roman"/>
+                <w:sz w:val="20"/>
+              </w:rPr>
+              <w:t>**File Upload Security**</w:t>
+            </w:r>
+          </w:p>
+        </w:tc>
+        <w:tc>
+          <w:tcPr>
+            <w:tcW w:type="dxa" w:w="4320"/>
+          </w:tcPr>
+          <w:p>
+            <w:r>
+              <w:rPr>
+                <w:rFonts w:ascii="Times New Roman" w:hAnsi="Times New Roman"/>
+                <w:sz w:val="20"/>
+              </w:rPr>
+              <w:t>Multer validates MIME type (`application/pdf` only). File size limit: 5 MB. Temp files deleted after processing.</w:t>
+            </w:r>
+          </w:p>
+        </w:tc>
+      </w:tr>
+      <w:tr>
+        <w:tc>
+          <w:tcPr>
+            <w:tcW w:type="dxa" w:w="4320"/>
+            <w:shd w:fill="E7F0F7"/>
+          </w:tcPr>
+          <w:p>
+            <w:r>
+              <w:rPr>
+                <w:rFonts w:ascii="Times New Roman" w:hAnsi="Times New Roman"/>
+                <w:sz w:val="20"/>
+              </w:rPr>
+              <w:t>**Environment Secrets**</w:t>
+            </w:r>
+          </w:p>
+        </w:tc>
+        <w:tc>
+          <w:tcPr>
+            <w:tcW w:type="dxa" w:w="4320"/>
+            <w:shd w:fill="E7F0F7"/>
+          </w:tcPr>
+          <w:p>
+            <w:r>
+              <w:rPr>
+                <w:rFonts w:ascii="Times New Roman" w:hAnsi="Times New Roman"/>
+                <w:sz w:val="20"/>
+              </w:rPr>
+              <w:t>DB credentials and JWT secret stored in `.env` files, excluded from git via `.gitignore`.</w:t>
+            </w:r>
+          </w:p>
+        </w:tc>
+      </w:tr>
+      <w:tr>
+        <w:tc>
+          <w:tcPr>
+            <w:tcW w:type="dxa" w:w="4320"/>
+          </w:tcPr>
+          <w:p>
+            <w:r>
+              <w:rPr>
+                <w:rFonts w:ascii="Times New Roman" w:hAnsi="Times New Roman"/>
+                <w:sz w:val="20"/>
+              </w:rPr>
+              <w:t>**CORS Configuration**</w:t>
+            </w:r>
+          </w:p>
+        </w:tc>
+        <w:tc>
+          <w:tcPr>
+            <w:tcW w:type="dxa" w:w="4320"/>
+          </w:tcPr>
+          <w:p>
+            <w:r>
+              <w:rPr>
+                <w:rFonts w:ascii="Times New Roman" w:hAnsi="Times New Roman"/>
+                <w:sz w:val="20"/>
+              </w:rPr>
+              <w:t>Express CORS middleware configured with `origin: true, credentials: true` for controlled cross-origin access.</w:t>
+            </w:r>
+          </w:p>
+        </w:tc>
+      </w:tr>
+      <w:tr>
+        <w:tc>
+          <w:tcPr>
+            <w:tcW w:type="dxa" w:w="4320"/>
+            <w:shd w:fill="E7F0F7"/>
+          </w:tcPr>
+          <w:p>
+            <w:r>
+              <w:rPr>
+                <w:rFonts w:ascii="Times New Roman" w:hAnsi="Times New Roman"/>
+                <w:sz w:val="20"/>
+              </w:rPr>
+              <w:t>**Concurrency Locking**</w:t>
+            </w:r>
+          </w:p>
+        </w:tc>
+        <w:tc>
+          <w:tcPr>
+            <w:tcW w:type="dxa" w:w="4320"/>
+            <w:shd w:fill="E7F0F7"/>
+          </w:tcPr>
+          <w:p>
+            <w:r>
+              <w:rPr>
+                <w:rFonts w:ascii="Times New Roman" w:hAnsi="Times New Roman"/>
+                <w:sz w:val="20"/>
+              </w:rPr>
+              <w:t>Critical operations (apply, accept offer) use MySQL `FOR UPDATE` row-level locks to prevent race conditions.</w:t>
+            </w:r>
+          </w:p>
+        </w:tc>
+      </w:tr>
+    </w:tbl>
     <w:sectPr>
       <w:pgSz w:w="12240" w:h="15840"/>
       <w:pgMar w:top="1440" w:right="1800" w:bottom="1440" w:left="1800" w:header="720" w:footer="720" w:gutter="0"/>
